--- a/高中物理/高中物理同步/人教版必修3 第13章 电磁感应与电磁波初步·中档卷（4题）.docx
+++ b/高中物理/高中物理同步/人教版必修3 第13章 电磁感应与电磁波初步·中档卷（4题）.docx
@@ -21,7 +21,7 @@
           <w:sz w:val="21"/>
           <w:szCs w:val="21"/>
         </w:rPr>
-        <w:t xml:space="preserve">人教版必修3 第13章 电磁感应与电磁波初步·中档卷</w:t>
+        <w:t xml:space="preserve">人教版必修3 第13章 电磁感应与电磁波初步·中档卷（4题）</w:t>
       </w:r>
     </w:p>
     <w:p>
@@ -105,13 +105,13 @@
       <m:oMath>
         <m:r>
           <w:rPr>
-            <w:rFonts w:ascii="Cambria Math" w:eastAsia="宋体" w:hAnsi="Cambria Math" w:cs="Cambria Math"/>
+            <w:rFonts w:ascii="Times New Roman" w:eastAsia="宋体" w:hAnsi="Times New Roman" w:cs="Cambria Math"/>
           </w:rPr>
           <m:t>D</m:t>
         </m:r>
         <m:r>
           <w:rPr>
-            <w:rFonts w:ascii="Cambria Math" w:eastAsia="宋体" w:hAnsi="Cambria Math" w:cs="Cambria Math"/>
+            <w:rFonts w:ascii="Times New Roman" w:eastAsia="宋体" w:hAnsi="Times New Roman" w:cs="Cambria Math"/>
           </w:rPr>
           <m:t>E</m:t>
         </m:r>
@@ -149,7 +149,7 @@
           <m:e>
             <m:r>
               <w:rPr>
-                <w:rFonts w:ascii="Cambria Math" w:eastAsia="宋体" w:hAnsi="Cambria Math" w:cs="Cambria Math"/>
+                <w:rFonts w:ascii="Times New Roman" w:eastAsia="宋体" w:hAnsi="Times New Roman" w:cs="Cambria Math"/>
               </w:rPr>
               <m:t>B</m:t>
             </m:r>
@@ -157,7 +157,7 @@
           <m:sub>
             <m:r>
               <w:rPr>
-                <w:rFonts w:ascii="Cambria Math" w:eastAsia="宋体" w:hAnsi="Cambria Math" w:cs="Cambria Math"/>
+                <w:rFonts w:ascii="Times New Roman" w:eastAsia="宋体" w:hAnsi="Times New Roman" w:cs="Cambria Math"/>
               </w:rPr>
               <m:t>0</m:t>
             </m:r>
@@ -165,13 +165,13 @@
         </m:sSub>
         <m:r>
           <w:rPr>
-            <w:rFonts w:ascii="Cambria Math" w:eastAsia="宋体" w:hAnsi="Cambria Math" w:cs="Cambria Math"/>
+            <w:rFonts w:ascii="Times New Roman" w:eastAsia="宋体" w:hAnsi="Times New Roman" w:cs="Cambria Math"/>
           </w:rPr>
           <m:t>=</m:t>
         </m:r>
         <m:r>
           <w:rPr>
-            <w:rFonts w:ascii="Cambria Math" w:eastAsia="宋体" w:hAnsi="Cambria Math" w:cs="Cambria Math"/>
+            <w:rFonts w:ascii="Times New Roman" w:eastAsia="宋体" w:hAnsi="Times New Roman" w:cs="Cambria Math"/>
           </w:rPr>
           <m:t>0.2</m:t>
         </m:r>
@@ -180,7 +180,7 @@
             <m:nor/>
           </m:rPr>
           <w:rPr>
-            <w:rFonts w:ascii="Cambria Math" w:eastAsia="宋体" w:hAnsi="Cambria Math" w:cs="Cambria Math"/>
+            <w:rFonts w:ascii="Times New Roman" w:eastAsia="宋体" w:hAnsi="Times New Roman" w:cs="Cambria Math"/>
           </w:rPr>
           <m:t>T</m:t>
         </m:r>
@@ -196,13 +196,13 @@
       <m:oMath>
         <m:r>
           <w:rPr>
-            <w:rFonts w:ascii="Cambria Math" w:eastAsia="宋体" w:hAnsi="Cambria Math" w:cs="Cambria Math"/>
+            <w:rFonts w:ascii="Times New Roman" w:eastAsia="宋体" w:hAnsi="Times New Roman" w:cs="Cambria Math"/>
           </w:rPr>
           <m:t>D</m:t>
         </m:r>
         <m:r>
           <w:rPr>
-            <w:rFonts w:ascii="Cambria Math" w:eastAsia="宋体" w:hAnsi="Cambria Math" w:cs="Cambria Math"/>
+            <w:rFonts w:ascii="Times New Roman" w:eastAsia="宋体" w:hAnsi="Times New Roman" w:cs="Cambria Math"/>
           </w:rPr>
           <m:t>E</m:t>
         </m:r>
@@ -237,7 +237,7 @@
           <m:e>
             <m:r>
               <w:rPr>
-                <w:rFonts w:ascii="Cambria Math" w:eastAsia="宋体" w:hAnsi="Cambria Math" w:cs="Cambria Math"/>
+                <w:rFonts w:ascii="Times New Roman" w:eastAsia="宋体" w:hAnsi="Times New Roman" w:cs="Cambria Math"/>
               </w:rPr>
               <m:t>v</m:t>
             </m:r>
@@ -245,7 +245,7 @@
           <m:sub>
             <m:r>
               <w:rPr>
-                <w:rFonts w:ascii="Cambria Math" w:eastAsia="宋体" w:hAnsi="Cambria Math" w:cs="Cambria Math"/>
+                <w:rFonts w:ascii="Times New Roman" w:eastAsia="宋体" w:hAnsi="Times New Roman" w:cs="Cambria Math"/>
               </w:rPr>
               <m:t>0</m:t>
             </m:r>
@@ -253,13 +253,13 @@
         </m:sSub>
         <m:r>
           <w:rPr>
-            <w:rFonts w:ascii="Cambria Math" w:eastAsia="宋体" w:hAnsi="Cambria Math" w:cs="Cambria Math"/>
+            <w:rFonts w:ascii="Times New Roman" w:eastAsia="宋体" w:hAnsi="Times New Roman" w:cs="Cambria Math"/>
           </w:rPr>
           <m:t>=</m:t>
         </m:r>
         <m:r>
           <w:rPr>
-            <w:rFonts w:ascii="Cambria Math" w:eastAsia="宋体" w:hAnsi="Cambria Math" w:cs="Cambria Math"/>
+            <w:rFonts w:ascii="Times New Roman" w:eastAsia="宋体" w:hAnsi="Times New Roman" w:cs="Cambria Math"/>
           </w:rPr>
           <m:t>0.5</m:t>
         </m:r>
@@ -268,7 +268,7 @@
             <m:nor/>
           </m:rPr>
           <w:rPr>
-            <w:rFonts w:ascii="Cambria Math" w:eastAsia="宋体" w:hAnsi="Cambria Math" w:cs="Cambria Math"/>
+            <w:rFonts w:ascii="Times New Roman" w:eastAsia="宋体" w:hAnsi="Times New Roman" w:cs="Cambria Math"/>
           </w:rPr>
           <m:t>m/s</m:t>
         </m:r>
@@ -306,7 +306,7 @@
           <m:e>
             <m:r>
               <w:rPr>
-                <w:rFonts w:ascii="Cambria Math" w:eastAsia="宋体" w:hAnsi="Cambria Math" w:cs="Cambria Math"/>
+                <w:rFonts w:ascii="Times New Roman" w:eastAsia="宋体" w:hAnsi="Times New Roman" w:cs="Cambria Math"/>
               </w:rPr>
               <m:t>S</m:t>
             </m:r>
@@ -314,7 +314,7 @@
           <m:sub>
             <m:r>
               <w:rPr>
-                <w:rFonts w:ascii="Cambria Math" w:eastAsia="宋体" w:hAnsi="Cambria Math" w:cs="Cambria Math"/>
+                <w:rFonts w:ascii="Times New Roman" w:eastAsia="宋体" w:hAnsi="Times New Roman" w:cs="Cambria Math"/>
               </w:rPr>
               <m:t>0</m:t>
             </m:r>
@@ -322,13 +322,13 @@
         </m:sSub>
         <m:r>
           <w:rPr>
-            <w:rFonts w:ascii="Cambria Math" w:eastAsia="宋体" w:hAnsi="Cambria Math" w:cs="Cambria Math"/>
+            <w:rFonts w:ascii="Times New Roman" w:eastAsia="宋体" w:hAnsi="Times New Roman" w:cs="Cambria Math"/>
           </w:rPr>
           <m:t>=</m:t>
         </m:r>
         <m:r>
           <w:rPr>
-            <w:rFonts w:ascii="Cambria Math" w:eastAsia="宋体" w:hAnsi="Cambria Math" w:cs="Cambria Math"/>
+            <w:rFonts w:ascii="Times New Roman" w:eastAsia="宋体" w:hAnsi="Times New Roman" w:cs="Cambria Math"/>
           </w:rPr>
           <m:t>4.5</m:t>
         </m:r>
@@ -339,7 +339,7 @@
                 <m:nor/>
               </m:rPr>
               <w:rPr>
-                <w:rFonts w:ascii="Cambria Math" w:eastAsia="宋体" w:hAnsi="Cambria Math" w:cs="Cambria Math"/>
+                <w:rFonts w:ascii="Times New Roman" w:eastAsia="宋体" w:hAnsi="Times New Roman" w:cs="Cambria Math"/>
               </w:rPr>
               <m:t>m</m:t>
             </m:r>
@@ -350,7 +350,7 @@
                 <m:nor/>
               </m:rPr>
               <w:rPr>
-                <w:rFonts w:ascii="Cambria Math" w:eastAsia="宋体" w:hAnsi="Cambria Math" w:cs="Cambria Math"/>
+                <w:rFonts w:ascii="Times New Roman" w:eastAsia="宋体" w:hAnsi="Times New Roman" w:cs="Cambria Math"/>
               </w:rPr>
               <m:t>2</m:t>
             </m:r>
@@ -370,7 +370,7 @@
           <m:e>
             <m:r>
               <w:rPr>
-                <w:rFonts w:ascii="Cambria Math" w:eastAsia="宋体" w:hAnsi="Cambria Math" w:cs="Cambria Math"/>
+                <w:rFonts w:ascii="Times New Roman" w:eastAsia="宋体" w:hAnsi="Times New Roman" w:cs="Cambria Math"/>
               </w:rPr>
               <m:t>S</m:t>
             </m:r>
@@ -378,7 +378,7 @@
           <m:sub>
             <m:r>
               <w:rPr>
-                <w:rFonts w:ascii="Cambria Math" w:eastAsia="宋体" w:hAnsi="Cambria Math" w:cs="Cambria Math"/>
+                <w:rFonts w:ascii="Times New Roman" w:eastAsia="宋体" w:hAnsi="Times New Roman" w:cs="Cambria Math"/>
               </w:rPr>
               <m:t>1</m:t>
             </m:r>
@@ -386,13 +386,13 @@
         </m:sSub>
         <m:r>
           <w:rPr>
-            <w:rFonts w:ascii="Cambria Math" w:eastAsia="宋体" w:hAnsi="Cambria Math" w:cs="Cambria Math"/>
+            <w:rFonts w:ascii="Times New Roman" w:eastAsia="宋体" w:hAnsi="Times New Roman" w:cs="Cambria Math"/>
           </w:rPr>
           <m:t>=</m:t>
         </m:r>
         <m:r>
           <w:rPr>
-            <w:rFonts w:ascii="Cambria Math" w:eastAsia="宋体" w:hAnsi="Cambria Math" w:cs="Cambria Math"/>
+            <w:rFonts w:ascii="Times New Roman" w:eastAsia="宋体" w:hAnsi="Times New Roman" w:cs="Cambria Math"/>
           </w:rPr>
           <m:t>10</m:t>
         </m:r>
@@ -403,7 +403,7 @@
                 <m:nor/>
               </m:rPr>
               <w:rPr>
-                <w:rFonts w:ascii="Cambria Math" w:eastAsia="宋体" w:hAnsi="Cambria Math" w:cs="Cambria Math"/>
+                <w:rFonts w:ascii="Times New Roman" w:eastAsia="宋体" w:hAnsi="Times New Roman" w:cs="Cambria Math"/>
               </w:rPr>
               <m:t>m</m:t>
             </m:r>
@@ -411,7 +411,7 @@
           <m:sup>
             <m:r>
               <w:rPr>
-                <w:rFonts w:ascii="Cambria Math" w:eastAsia="宋体" w:hAnsi="Cambria Math" w:cs="Cambria Math"/>
+                <w:rFonts w:ascii="Times New Roman" w:eastAsia="宋体" w:hAnsi="Times New Roman" w:cs="Cambria Math"/>
               </w:rPr>
               <m:t>2</m:t>
             </m:r>
@@ -448,7 +448,7 @@
           <m:e>
             <m:r>
               <w:rPr>
-                <w:rFonts w:ascii="Cambria Math" w:eastAsia="宋体" w:hAnsi="Cambria Math" w:cs="Cambria Math"/>
+                <w:rFonts w:ascii="Times New Roman" w:eastAsia="宋体" w:hAnsi="Times New Roman" w:cs="Cambria Math"/>
               </w:rPr>
               <m:t>B</m:t>
             </m:r>
@@ -456,7 +456,7 @@
           <m:sub>
             <m:r>
               <w:rPr>
-                <w:rFonts w:ascii="Cambria Math" w:eastAsia="宋体" w:hAnsi="Cambria Math" w:cs="Cambria Math"/>
+                <w:rFonts w:ascii="Times New Roman" w:eastAsia="宋体" w:hAnsi="Times New Roman" w:cs="Cambria Math"/>
               </w:rPr>
               <m:t>0</m:t>
             </m:r>
@@ -464,13 +464,13 @@
         </m:sSub>
         <m:r>
           <w:rPr>
-            <w:rFonts w:ascii="Cambria Math" w:eastAsia="宋体" w:hAnsi="Cambria Math" w:cs="Cambria Math"/>
+            <w:rFonts w:ascii="Times New Roman" w:eastAsia="宋体" w:hAnsi="Times New Roman" w:cs="Cambria Math"/>
           </w:rPr>
           <m:t>=</m:t>
         </m:r>
         <m:r>
           <w:rPr>
-            <w:rFonts w:ascii="Cambria Math" w:eastAsia="宋体" w:hAnsi="Cambria Math" w:cs="Cambria Math"/>
+            <w:rFonts w:ascii="Times New Roman" w:eastAsia="宋体" w:hAnsi="Times New Roman" w:cs="Cambria Math"/>
           </w:rPr>
           <m:t>0.2</m:t>
         </m:r>
@@ -479,7 +479,7 @@
             <m:nor/>
           </m:rPr>
           <w:rPr>
-            <w:rFonts w:ascii="Cambria Math" w:eastAsia="宋体" w:hAnsi="Cambria Math" w:cs="Cambria Math"/>
+            <w:rFonts w:ascii="Times New Roman" w:eastAsia="宋体" w:hAnsi="Times New Roman" w:cs="Cambria Math"/>
           </w:rPr>
           <m:t>T</m:t>
         </m:r>
@@ -497,7 +497,7 @@
           <m:e>
             <m:r>
               <w:rPr>
-                <w:rFonts w:ascii="Cambria Math" w:eastAsia="宋体" w:hAnsi="Cambria Math" w:cs="Cambria Math"/>
+                <w:rFonts w:ascii="Times New Roman" w:eastAsia="宋体" w:hAnsi="Times New Roman" w:cs="Cambria Math"/>
               </w:rPr>
               <m:t>B</m:t>
             </m:r>
@@ -505,7 +505,7 @@
           <m:sub>
             <m:r>
               <w:rPr>
-                <w:rFonts w:ascii="Cambria Math" w:eastAsia="宋体" w:hAnsi="Cambria Math" w:cs="Cambria Math"/>
+                <w:rFonts w:ascii="Times New Roman" w:eastAsia="宋体" w:hAnsi="Times New Roman" w:cs="Cambria Math"/>
               </w:rPr>
               <m:t>1</m:t>
             </m:r>
@@ -513,13 +513,13 @@
         </m:sSub>
         <m:r>
           <w:rPr>
-            <w:rFonts w:ascii="Cambria Math" w:eastAsia="宋体" w:hAnsi="Cambria Math" w:cs="Cambria Math"/>
+            <w:rFonts w:ascii="Times New Roman" w:eastAsia="宋体" w:hAnsi="Times New Roman" w:cs="Cambria Math"/>
           </w:rPr>
           <m:t>=</m:t>
         </m:r>
         <m:r>
           <w:rPr>
-            <w:rFonts w:ascii="Cambria Math" w:eastAsia="宋体" w:hAnsi="Cambria Math" w:cs="Cambria Math"/>
+            <w:rFonts w:ascii="Times New Roman" w:eastAsia="宋体" w:hAnsi="Times New Roman" w:cs="Cambria Math"/>
           </w:rPr>
           <m:t>1.0</m:t>
         </m:r>
@@ -528,7 +528,7 @@
             <m:nor/>
           </m:rPr>
           <w:rPr>
-            <w:rFonts w:ascii="Cambria Math" w:eastAsia="宋体" w:hAnsi="Cambria Math" w:cs="Cambria Math"/>
+            <w:rFonts w:ascii="Times New Roman" w:eastAsia="宋体" w:hAnsi="Times New Roman" w:cs="Cambria Math"/>
           </w:rPr>
           <m:t>T</m:t>
         </m:r>
@@ -566,7 +566,7 @@
           <m:e>
             <m:r>
               <w:rPr>
-                <w:rFonts w:ascii="Cambria Math" w:eastAsia="宋体" w:hAnsi="Cambria Math" w:cs="Cambria Math"/>
+                <w:rFonts w:ascii="Times New Roman" w:eastAsia="宋体" w:hAnsi="Times New Roman" w:cs="Cambria Math"/>
               </w:rPr>
               <m:t>B</m:t>
             </m:r>
@@ -574,7 +574,7 @@
           <m:sub>
             <m:r>
               <w:rPr>
-                <w:rFonts w:ascii="Cambria Math" w:eastAsia="宋体" w:hAnsi="Cambria Math" w:cs="Cambria Math"/>
+                <w:rFonts w:ascii="Times New Roman" w:eastAsia="宋体" w:hAnsi="Times New Roman" w:cs="Cambria Math"/>
               </w:rPr>
               <m:t>0</m:t>
             </m:r>
@@ -582,13 +582,13 @@
         </m:sSub>
         <m:r>
           <w:rPr>
-            <w:rFonts w:ascii="Cambria Math" w:eastAsia="宋体" w:hAnsi="Cambria Math" w:cs="Cambria Math"/>
+            <w:rFonts w:ascii="Times New Roman" w:eastAsia="宋体" w:hAnsi="Times New Roman" w:cs="Cambria Math"/>
           </w:rPr>
           <m:t>=</m:t>
         </m:r>
         <m:r>
           <w:rPr>
-            <w:rFonts w:ascii="Cambria Math" w:eastAsia="宋体" w:hAnsi="Cambria Math" w:cs="Cambria Math"/>
+            <w:rFonts w:ascii="Times New Roman" w:eastAsia="宋体" w:hAnsi="Times New Roman" w:cs="Cambria Math"/>
           </w:rPr>
           <m:t>0.2</m:t>
         </m:r>
@@ -597,7 +597,7 @@
             <m:nor/>
           </m:rPr>
           <w:rPr>
-            <w:rFonts w:ascii="Cambria Math" w:eastAsia="宋体" w:hAnsi="Cambria Math" w:cs="Cambria Math"/>
+            <w:rFonts w:ascii="Times New Roman" w:eastAsia="宋体" w:hAnsi="Times New Roman" w:cs="Cambria Math"/>
           </w:rPr>
           <m:t>T</m:t>
         </m:r>
@@ -613,13 +613,13 @@
       <m:oMath>
         <m:r>
           <w:rPr>
-            <w:rFonts w:ascii="Cambria Math" w:eastAsia="宋体" w:hAnsi="Cambria Math" w:cs="Cambria Math"/>
+            <w:rFonts w:ascii="Times New Roman" w:eastAsia="宋体" w:hAnsi="Times New Roman" w:cs="Cambria Math"/>
           </w:rPr>
           <m:t>D</m:t>
         </m:r>
         <m:r>
           <w:rPr>
-            <w:rFonts w:ascii="Cambria Math" w:eastAsia="宋体" w:hAnsi="Cambria Math" w:cs="Cambria Math"/>
+            <w:rFonts w:ascii="Times New Roman" w:eastAsia="宋体" w:hAnsi="Times New Roman" w:cs="Cambria Math"/>
           </w:rPr>
           <m:t>E</m:t>
         </m:r>
@@ -654,7 +654,7 @@
           <m:e>
             <m:r>
               <w:rPr>
-                <w:rFonts w:ascii="Cambria Math" w:eastAsia="宋体" w:hAnsi="Cambria Math" w:cs="Cambria Math"/>
+                <w:rFonts w:ascii="Times New Roman" w:eastAsia="宋体" w:hAnsi="Times New Roman" w:cs="Cambria Math"/>
               </w:rPr>
               <m:t>v</m:t>
             </m:r>
@@ -662,7 +662,7 @@
           <m:sub>
             <m:r>
               <w:rPr>
-                <w:rFonts w:ascii="Cambria Math" w:eastAsia="宋体" w:hAnsi="Cambria Math" w:cs="Cambria Math"/>
+                <w:rFonts w:ascii="Times New Roman" w:eastAsia="宋体" w:hAnsi="Times New Roman" w:cs="Cambria Math"/>
               </w:rPr>
               <m:t>1</m:t>
             </m:r>
@@ -670,13 +670,13 @@
         </m:sSub>
         <m:r>
           <w:rPr>
-            <w:rFonts w:ascii="Cambria Math" w:eastAsia="宋体" w:hAnsi="Cambria Math" w:cs="Cambria Math"/>
+            <w:rFonts w:ascii="Times New Roman" w:eastAsia="宋体" w:hAnsi="Times New Roman" w:cs="Cambria Math"/>
           </w:rPr>
           <m:t>=</m:t>
         </m:r>
         <m:r>
           <w:rPr>
-            <w:rFonts w:ascii="Cambria Math" w:eastAsia="宋体" w:hAnsi="Cambria Math" w:cs="Cambria Math"/>
+            <w:rFonts w:ascii="Times New Roman" w:eastAsia="宋体" w:hAnsi="Times New Roman" w:cs="Cambria Math"/>
           </w:rPr>
           <m:t>1</m:t>
         </m:r>
@@ -685,7 +685,7 @@
             <m:nor/>
           </m:rPr>
           <w:rPr>
-            <w:rFonts w:ascii="Cambria Math" w:eastAsia="宋体" w:hAnsi="Cambria Math" w:cs="Cambria Math"/>
+            <w:rFonts w:ascii="Times New Roman" w:eastAsia="宋体" w:hAnsi="Times New Roman" w:cs="Cambria Math"/>
           </w:rPr>
           <m:t>m/s</m:t>
         </m:r>
@@ -823,7 +823,7 @@
       <m:oMath>
         <m:r>
           <w:rPr>
-            <w:rFonts w:ascii="Cambria Math" w:eastAsia="宋体" w:hAnsi="Cambria Math" w:cs="Cambria Math"/>
+            <w:rFonts w:ascii="Times New Roman" w:eastAsia="宋体" w:hAnsi="Times New Roman" w:cs="Cambria Math"/>
           </w:rPr>
           <m:t>0.9</m:t>
         </m:r>
@@ -832,7 +832,7 @@
             <m:nor/>
           </m:rPr>
           <w:rPr>
-            <w:rFonts w:ascii="Cambria Math" w:eastAsia="宋体" w:hAnsi="Cambria Math" w:cs="Cambria Math"/>
+            <w:rFonts w:ascii="Times New Roman" w:eastAsia="宋体" w:hAnsi="Times New Roman" w:cs="Cambria Math"/>
           </w:rPr>
           <m:t>Wb</m:t>
         </m:r>
@@ -848,7 +848,7 @@
       <m:oMath>
         <m:r>
           <w:rPr>
-            <w:rFonts w:ascii="Cambria Math" w:eastAsia="宋体" w:hAnsi="Cambria Math" w:cs="Cambria Math"/>
+            <w:rFonts w:ascii="Times New Roman" w:eastAsia="宋体" w:hAnsi="Times New Roman" w:cs="Cambria Math"/>
           </w:rPr>
           <m:t>9.1</m:t>
         </m:r>
@@ -857,7 +857,7 @@
             <m:nor/>
           </m:rPr>
           <w:rPr>
-            <w:rFonts w:ascii="Cambria Math" w:eastAsia="宋体" w:hAnsi="Cambria Math" w:cs="Cambria Math"/>
+            <w:rFonts w:ascii="Times New Roman" w:eastAsia="宋体" w:hAnsi="Times New Roman" w:cs="Cambria Math"/>
           </w:rPr>
           <m:t>Wb</m:t>
         </m:r>
@@ -873,13 +873,13 @@
       <m:oMath>
         <m:r>
           <w:rPr>
-            <w:rFonts w:ascii="Cambria Math" w:eastAsia="宋体" w:hAnsi="Cambria Math" w:cs="Cambria Math"/>
+            <w:rFonts w:ascii="Times New Roman" w:eastAsia="宋体" w:hAnsi="Times New Roman" w:cs="Cambria Math"/>
           </w:rPr>
           <m:t>B</m:t>
         </m:r>
         <m:r>
           <w:rPr>
-            <w:rFonts w:ascii="Cambria Math" w:eastAsia="宋体" w:hAnsi="Cambria Math" w:cs="Cambria Math"/>
+            <w:rFonts w:ascii="Times New Roman" w:eastAsia="宋体" w:hAnsi="Times New Roman" w:cs="Cambria Math"/>
           </w:rPr>
           <m:t>=</m:t>
         </m:r>
@@ -887,7 +887,7 @@
           <m:num>
             <m:r>
               <w:rPr>
-                <w:rFonts w:ascii="Cambria Math" w:eastAsia="宋体" w:hAnsi="Cambria Math" w:cs="Cambria Math"/>
+                <w:rFonts w:ascii="Times New Roman" w:eastAsia="宋体" w:hAnsi="Times New Roman" w:cs="Cambria Math"/>
               </w:rPr>
               <m:t>0.2</m:t>
             </m:r>
@@ -902,19 +902,19 @@
                   <m:e>
                     <m:r>
                       <w:rPr>
-                        <w:rFonts w:ascii="Cambria Math" w:eastAsia="宋体" w:hAnsi="Cambria Math" w:cs="Cambria Math"/>
+                        <w:rFonts w:ascii="Times New Roman" w:eastAsia="宋体" w:hAnsi="Times New Roman" w:cs="Cambria Math"/>
                       </w:rPr>
                       <m:t>1</m:t>
                     </m:r>
                     <m:r>
                       <w:rPr>
-                        <w:rFonts w:ascii="Cambria Math" w:eastAsia="宋体" w:hAnsi="Cambria Math" w:cs="Cambria Math"/>
+                        <w:rFonts w:ascii="Times New Roman" w:eastAsia="宋体" w:hAnsi="Times New Roman" w:cs="Cambria Math"/>
                       </w:rPr>
                       <m:t>+</m:t>
                     </m:r>
                     <m:r>
                       <w:rPr>
-                        <w:rFonts w:ascii="Cambria Math" w:eastAsia="宋体" w:hAnsi="Cambria Math" w:cs="Cambria Math"/>
+                        <w:rFonts w:ascii="Times New Roman" w:eastAsia="宋体" w:hAnsi="Times New Roman" w:cs="Cambria Math"/>
                       </w:rPr>
                       <m:t>t</m:t>
                     </m:r>
@@ -924,7 +924,7 @@
               <m:sup>
                 <m:r>
                   <w:rPr>
-                    <w:rFonts w:ascii="Cambria Math" w:eastAsia="宋体" w:hAnsi="Cambria Math" w:cs="Cambria Math"/>
+                    <w:rFonts w:ascii="Times New Roman" w:eastAsia="宋体" w:hAnsi="Times New Roman" w:cs="Cambria Math"/>
                   </w:rPr>
                   <m:t>2</m:t>
                 </m:r>
@@ -937,7 +937,7 @@
             <m:nor/>
           </m:rPr>
           <w:rPr>
-            <w:rFonts w:ascii="Cambria Math" w:eastAsia="宋体" w:hAnsi="Cambria Math" w:cs="Cambria Math"/>
+            <w:rFonts w:ascii="Times New Roman" w:eastAsia="宋体" w:hAnsi="Times New Roman" w:cs="Cambria Math"/>
           </w:rPr>
           <m:t>T</m:t>
         </m:r>
@@ -1002,7 +1002,7 @@
           <m:e>
             <m:r>
               <w:rPr>
-                <w:rFonts w:ascii="Cambria Math" w:eastAsia="宋体" w:hAnsi="Cambria Math" w:cs="Cambria Math"/>
+                <w:rFonts w:ascii="Times New Roman" w:eastAsia="宋体" w:hAnsi="Times New Roman" w:cs="Cambria Math"/>
               </w:rPr>
               <m:t>v</m:t>
             </m:r>
@@ -1010,7 +1010,7 @@
           <m:sub>
             <m:r>
               <w:rPr>
-                <w:rFonts w:ascii="Cambria Math" w:eastAsia="宋体" w:hAnsi="Cambria Math" w:cs="Cambria Math"/>
+                <w:rFonts w:ascii="Times New Roman" w:eastAsia="宋体" w:hAnsi="Times New Roman" w:cs="Cambria Math"/>
               </w:rPr>
               <m:t>0</m:t>
             </m:r>
@@ -1018,13 +1018,13 @@
         </m:sSub>
         <m:r>
           <w:rPr>
-            <w:rFonts w:ascii="Cambria Math" w:eastAsia="宋体" w:hAnsi="Cambria Math" w:cs="Cambria Math"/>
+            <w:rFonts w:ascii="Times New Roman" w:eastAsia="宋体" w:hAnsi="Times New Roman" w:cs="Cambria Math"/>
           </w:rPr>
           <m:t>=</m:t>
         </m:r>
         <m:r>
           <w:rPr>
-            <w:rFonts w:ascii="Cambria Math" w:eastAsia="宋体" w:hAnsi="Cambria Math" w:cs="Cambria Math"/>
+            <w:rFonts w:ascii="Times New Roman" w:eastAsia="宋体" w:hAnsi="Times New Roman" w:cs="Cambria Math"/>
           </w:rPr>
           <m:t>0.5</m:t>
         </m:r>
@@ -1033,7 +1033,7 @@
             <m:nor/>
           </m:rPr>
           <w:rPr>
-            <w:rFonts w:ascii="Cambria Math" w:eastAsia="宋体" w:hAnsi="Cambria Math" w:cs="Cambria Math"/>
+            <w:rFonts w:ascii="Times New Roman" w:eastAsia="宋体" w:hAnsi="Times New Roman" w:cs="Cambria Math"/>
           </w:rPr>
           <m:t>m/s</m:t>
         </m:r>
@@ -1049,13 +1049,13 @@
       <m:oMath>
         <m:r>
           <w:rPr>
-            <w:rFonts w:ascii="Cambria Math" w:eastAsia="宋体" w:hAnsi="Cambria Math" w:cs="Cambria Math"/>
+            <w:rFonts w:ascii="Times New Roman" w:eastAsia="宋体" w:hAnsi="Times New Roman" w:cs="Cambria Math"/>
           </w:rPr>
           <m:t>x</m:t>
         </m:r>
         <m:r>
           <w:rPr>
-            <w:rFonts w:ascii="Cambria Math" w:eastAsia="宋体" w:hAnsi="Cambria Math" w:cs="Cambria Math"/>
+            <w:rFonts w:ascii="Times New Roman" w:eastAsia="宋体" w:hAnsi="Times New Roman" w:cs="Cambria Math"/>
           </w:rPr>
           <m:t>=</m:t>
         </m:r>
@@ -1063,7 +1063,7 @@
           <m:e>
             <m:r>
               <w:rPr>
-                <w:rFonts w:ascii="Cambria Math" w:eastAsia="宋体" w:hAnsi="Cambria Math" w:cs="Cambria Math"/>
+                <w:rFonts w:ascii="Times New Roman" w:eastAsia="宋体" w:hAnsi="Times New Roman" w:cs="Cambria Math"/>
               </w:rPr>
               <m:t>v</m:t>
             </m:r>
@@ -1071,7 +1071,7 @@
           <m:sub>
             <m:r>
               <w:rPr>
-                <w:rFonts w:ascii="Cambria Math" w:eastAsia="宋体" w:hAnsi="Cambria Math" w:cs="Cambria Math"/>
+                <w:rFonts w:ascii="Times New Roman" w:eastAsia="宋体" w:hAnsi="Times New Roman" w:cs="Cambria Math"/>
               </w:rPr>
               <m:t>0</m:t>
             </m:r>
@@ -1079,19 +1079,19 @@
         </m:sSub>
         <m:r>
           <w:rPr>
-            <w:rFonts w:ascii="Cambria Math" w:eastAsia="宋体" w:hAnsi="Cambria Math" w:cs="Cambria Math"/>
+            <w:rFonts w:ascii="Times New Roman" w:eastAsia="宋体" w:hAnsi="Times New Roman" w:cs="Cambria Math"/>
           </w:rPr>
           <m:t>t</m:t>
         </m:r>
         <m:r>
           <w:rPr>
-            <w:rFonts w:ascii="Cambria Math" w:eastAsia="宋体" w:hAnsi="Cambria Math" w:cs="Cambria Math"/>
+            <w:rFonts w:ascii="Times New Roman" w:eastAsia="宋体" w:hAnsi="Times New Roman" w:cs="Cambria Math"/>
           </w:rPr>
           <m:t>=</m:t>
         </m:r>
         <m:r>
           <w:rPr>
-            <w:rFonts w:ascii="Cambria Math" w:eastAsia="宋体" w:hAnsi="Cambria Math" w:cs="Cambria Math"/>
+            <w:rFonts w:ascii="Times New Roman" w:eastAsia="宋体" w:hAnsi="Times New Roman" w:cs="Cambria Math"/>
           </w:rPr>
           <m:t>3</m:t>
         </m:r>
@@ -1100,7 +1100,7 @@
             <m:nor/>
           </m:rPr>
           <w:rPr>
-            <w:rFonts w:ascii="Cambria Math" w:eastAsia="宋体" w:hAnsi="Cambria Math" w:cs="Cambria Math"/>
+            <w:rFonts w:ascii="Times New Roman" w:eastAsia="宋体" w:hAnsi="Times New Roman" w:cs="Cambria Math"/>
           </w:rPr>
           <m:t>m</m:t>
         </m:r>
@@ -1128,43 +1128,43 @@
       <m:oMath>
         <m:r>
           <w:rPr>
-            <w:rFonts w:ascii="Cambria Math" w:eastAsia="宋体" w:hAnsi="Cambria Math" w:cs="Cambria Math"/>
+            <w:rFonts w:ascii="Times New Roman" w:eastAsia="宋体" w:hAnsi="Times New Roman" w:cs="Cambria Math"/>
           </w:rPr>
           <m:t>∠</m:t>
         </m:r>
         <m:r>
           <w:rPr>
-            <w:rFonts w:ascii="Cambria Math" w:eastAsia="宋体" w:hAnsi="Cambria Math" w:cs="Cambria Math"/>
+            <w:rFonts w:ascii="Times New Roman" w:eastAsia="宋体" w:hAnsi="Times New Roman" w:cs="Cambria Math"/>
           </w:rPr>
           <m:t>M</m:t>
         </m:r>
         <m:r>
           <w:rPr>
-            <w:rFonts w:ascii="Cambria Math" w:eastAsia="宋体" w:hAnsi="Cambria Math" w:cs="Cambria Math"/>
+            <w:rFonts w:ascii="Times New Roman" w:eastAsia="宋体" w:hAnsi="Times New Roman" w:cs="Cambria Math"/>
           </w:rPr>
           <m:t>O</m:t>
         </m:r>
         <m:r>
           <w:rPr>
-            <w:rFonts w:ascii="Cambria Math" w:eastAsia="宋体" w:hAnsi="Cambria Math" w:cs="Cambria Math"/>
+            <w:rFonts w:ascii="Times New Roman" w:eastAsia="宋体" w:hAnsi="Times New Roman" w:cs="Cambria Math"/>
           </w:rPr>
           <m:t>N</m:t>
         </m:r>
         <m:r>
           <w:rPr>
-            <w:rFonts w:ascii="Cambria Math" w:eastAsia="宋体" w:hAnsi="Cambria Math" w:cs="Cambria Math"/>
+            <w:rFonts w:ascii="Times New Roman" w:eastAsia="宋体" w:hAnsi="Times New Roman" w:cs="Cambria Math"/>
           </w:rPr>
           <m:t>=</m:t>
         </m:r>
         <m:r>
           <w:rPr>
-            <w:rFonts w:ascii="Cambria Math" w:eastAsia="宋体" w:hAnsi="Cambria Math" w:cs="Cambria Math"/>
+            <w:rFonts w:ascii="Times New Roman" w:eastAsia="宋体" w:hAnsi="Times New Roman" w:cs="Cambria Math"/>
           </w:rPr>
           <m:t>45</m:t>
         </m:r>
         <m:r>
           <w:rPr>
-            <w:rFonts w:ascii="Cambria Math" w:eastAsia="宋体" w:hAnsi="Cambria Math" w:cs="Cambria Math"/>
+            <w:rFonts w:ascii="Times New Roman" w:eastAsia="宋体" w:hAnsi="Times New Roman" w:cs="Cambria Math"/>
           </w:rPr>
           <m:t>°</m:t>
         </m:r>
@@ -1180,13 +1180,13 @@
       <m:oMath>
         <m:r>
           <w:rPr>
-            <w:rFonts w:ascii="Cambria Math" w:eastAsia="宋体" w:hAnsi="Cambria Math" w:cs="Cambria Math"/>
+            <w:rFonts w:ascii="Times New Roman" w:eastAsia="宋体" w:hAnsi="Times New Roman" w:cs="Cambria Math"/>
           </w:rPr>
           <m:t>S</m:t>
         </m:r>
         <m:r>
           <w:rPr>
-            <w:rFonts w:ascii="Cambria Math" w:eastAsia="宋体" w:hAnsi="Cambria Math" w:cs="Cambria Math"/>
+            <w:rFonts w:ascii="Times New Roman" w:eastAsia="宋体" w:hAnsi="Times New Roman" w:cs="Cambria Math"/>
           </w:rPr>
           <m:t>=</m:t>
         </m:r>
@@ -1196,7 +1196,7 @@
               <m:e>
                 <m:r>
                   <w:rPr>
-                    <w:rFonts w:ascii="Cambria Math" w:eastAsia="宋体" w:hAnsi="Cambria Math" w:cs="Cambria Math"/>
+                    <w:rFonts w:ascii="Times New Roman" w:eastAsia="宋体" w:hAnsi="Times New Roman" w:cs="Cambria Math"/>
                   </w:rPr>
                   <m:t>x</m:t>
                 </m:r>
@@ -1204,7 +1204,7 @@
               <m:sup>
                 <m:r>
                   <w:rPr>
-                    <w:rFonts w:ascii="Cambria Math" w:eastAsia="宋体" w:hAnsi="Cambria Math" w:cs="Cambria Math"/>
+                    <w:rFonts w:ascii="Times New Roman" w:eastAsia="宋体" w:hAnsi="Times New Roman" w:cs="Cambria Math"/>
                   </w:rPr>
                   <m:t>2</m:t>
                 </m:r>
@@ -1214,7 +1214,7 @@
           <m:den>
             <m:r>
               <w:rPr>
-                <w:rFonts w:ascii="Cambria Math" w:eastAsia="宋体" w:hAnsi="Cambria Math" w:cs="Cambria Math"/>
+                <w:rFonts w:ascii="Times New Roman" w:eastAsia="宋体" w:hAnsi="Times New Roman" w:cs="Cambria Math"/>
               </w:rPr>
               <m:t>2</m:t>
             </m:r>
@@ -1222,7 +1222,7 @@
         </m:f>
         <m:r>
           <w:rPr>
-            <w:rFonts w:ascii="Cambria Math" w:eastAsia="宋体" w:hAnsi="Cambria Math" w:cs="Cambria Math"/>
+            <w:rFonts w:ascii="Times New Roman" w:eastAsia="宋体" w:hAnsi="Times New Roman" w:cs="Cambria Math"/>
           </w:rPr>
           <m:t>=</m:t>
         </m:r>
@@ -1232,7 +1232,7 @@
               <m:e>
                 <m:r>
                   <w:rPr>
-                    <w:rFonts w:ascii="Cambria Math" w:eastAsia="宋体" w:hAnsi="Cambria Math" w:cs="Cambria Math"/>
+                    <w:rFonts w:ascii="Times New Roman" w:eastAsia="宋体" w:hAnsi="Times New Roman" w:cs="Cambria Math"/>
                   </w:rPr>
                   <m:t>3</m:t>
                 </m:r>
@@ -1240,7 +1240,7 @@
               <m:sup>
                 <m:r>
                   <w:rPr>
-                    <w:rFonts w:ascii="Cambria Math" w:eastAsia="宋体" w:hAnsi="Cambria Math" w:cs="Cambria Math"/>
+                    <w:rFonts w:ascii="Times New Roman" w:eastAsia="宋体" w:hAnsi="Times New Roman" w:cs="Cambria Math"/>
                   </w:rPr>
                   <m:t>2</m:t>
                 </m:r>
@@ -1250,7 +1250,7 @@
           <m:den>
             <m:r>
               <w:rPr>
-                <w:rFonts w:ascii="Cambria Math" w:eastAsia="宋体" w:hAnsi="Cambria Math" w:cs="Cambria Math"/>
+                <w:rFonts w:ascii="Times New Roman" w:eastAsia="宋体" w:hAnsi="Times New Roman" w:cs="Cambria Math"/>
               </w:rPr>
               <m:t>2</m:t>
             </m:r>
@@ -1263,7 +1263,7 @@
                 <m:nor/>
               </m:rPr>
               <w:rPr>
-                <w:rFonts w:ascii="Cambria Math" w:eastAsia="宋体" w:hAnsi="Cambria Math" w:cs="Cambria Math"/>
+                <w:rFonts w:ascii="Times New Roman" w:eastAsia="宋体" w:hAnsi="Times New Roman" w:cs="Cambria Math"/>
               </w:rPr>
               <m:t>m</m:t>
             </m:r>
@@ -1271,7 +1271,7 @@
           <m:sup>
             <m:r>
               <w:rPr>
-                <w:rFonts w:ascii="Cambria Math" w:eastAsia="宋体" w:hAnsi="Cambria Math" w:cs="Cambria Math"/>
+                <w:rFonts w:ascii="Times New Roman" w:eastAsia="宋体" w:hAnsi="Times New Roman" w:cs="Cambria Math"/>
               </w:rPr>
               <m:t>2</m:t>
             </m:r>
@@ -1279,13 +1279,13 @@
         </m:sSup>
         <m:r>
           <w:rPr>
-            <w:rFonts w:ascii="Cambria Math" w:eastAsia="宋体" w:hAnsi="Cambria Math" w:cs="Cambria Math"/>
+            <w:rFonts w:ascii="Times New Roman" w:eastAsia="宋体" w:hAnsi="Times New Roman" w:cs="Cambria Math"/>
           </w:rPr>
           <m:t>=</m:t>
         </m:r>
         <m:r>
           <w:rPr>
-            <w:rFonts w:ascii="Cambria Math" w:eastAsia="宋体" w:hAnsi="Cambria Math" w:cs="Cambria Math"/>
+            <w:rFonts w:ascii="Times New Roman" w:eastAsia="宋体" w:hAnsi="Times New Roman" w:cs="Cambria Math"/>
           </w:rPr>
           <m:t>4.5</m:t>
         </m:r>
@@ -1296,7 +1296,7 @@
                 <m:nor/>
               </m:rPr>
               <w:rPr>
-                <w:rFonts w:ascii="Cambria Math" w:eastAsia="宋体" w:hAnsi="Cambria Math" w:cs="Cambria Math"/>
+                <w:rFonts w:ascii="Times New Roman" w:eastAsia="宋体" w:hAnsi="Times New Roman" w:cs="Cambria Math"/>
               </w:rPr>
               <m:t>m</m:t>
             </m:r>
@@ -1304,7 +1304,7 @@
           <m:sup>
             <m:r>
               <w:rPr>
-                <w:rFonts w:ascii="Cambria Math" w:eastAsia="宋体" w:hAnsi="Cambria Math" w:cs="Cambria Math"/>
+                <w:rFonts w:ascii="Times New Roman" w:eastAsia="宋体" w:hAnsi="Times New Roman" w:cs="Cambria Math"/>
               </w:rPr>
               <m:t>2</m:t>
             </m:r>
@@ -1337,7 +1337,7 @@
             <m:sty m:val="p"/>
           </m:rPr>
           <w:rPr>
-            <w:rFonts w:ascii="Cambria Math" w:eastAsia="宋体" w:hAnsi="Cambria Math" w:cs="Cambria Math"/>
+            <w:rFonts w:ascii="Times New Roman" w:eastAsia="宋体" w:hAnsi="Times New Roman" w:cs="Cambria Math"/>
           </w:rPr>
           <m:t>Δ</m:t>
         </m:r>
@@ -1346,13 +1346,13 @@
             <m:sty m:val="p"/>
           </m:rPr>
           <w:rPr>
-            <w:rFonts w:ascii="Cambria Math" w:eastAsia="宋体" w:hAnsi="Cambria Math" w:cs="Cambria Math"/>
+            <w:rFonts w:ascii="Times New Roman" w:eastAsia="宋体" w:hAnsi="Times New Roman" w:cs="Cambria Math"/>
           </w:rPr>
           <m:t>ϕ</m:t>
         </m:r>
         <m:r>
           <w:rPr>
-            <w:rFonts w:ascii="Cambria Math" w:eastAsia="宋体" w:hAnsi="Cambria Math" w:cs="Cambria Math"/>
+            <w:rFonts w:ascii="Times New Roman" w:eastAsia="宋体" w:hAnsi="Times New Roman" w:cs="Cambria Math"/>
           </w:rPr>
           <m:t>=</m:t>
         </m:r>
@@ -1360,7 +1360,7 @@
           <m:e>
             <m:r>
               <w:rPr>
-                <w:rFonts w:ascii="Cambria Math" w:eastAsia="宋体" w:hAnsi="Cambria Math" w:cs="Cambria Math"/>
+                <w:rFonts w:ascii="Times New Roman" w:eastAsia="宋体" w:hAnsi="Times New Roman" w:cs="Cambria Math"/>
               </w:rPr>
               <m:t>B</m:t>
             </m:r>
@@ -1368,7 +1368,7 @@
           <m:sub>
             <m:r>
               <w:rPr>
-                <w:rFonts w:ascii="Cambria Math" w:eastAsia="宋体" w:hAnsi="Cambria Math" w:cs="Cambria Math"/>
+                <w:rFonts w:ascii="Times New Roman" w:eastAsia="宋体" w:hAnsi="Times New Roman" w:cs="Cambria Math"/>
               </w:rPr>
               <m:t>0</m:t>
             </m:r>
@@ -1376,19 +1376,19 @@
         </m:sSub>
         <m:r>
           <w:rPr>
-            <w:rFonts w:ascii="Cambria Math" w:eastAsia="宋体" w:hAnsi="Cambria Math" w:cs="Cambria Math"/>
+            <w:rFonts w:ascii="Times New Roman" w:eastAsia="宋体" w:hAnsi="Times New Roman" w:cs="Cambria Math"/>
           </w:rPr>
           <m:t>S</m:t>
         </m:r>
         <m:r>
           <w:rPr>
-            <w:rFonts w:ascii="Cambria Math" w:eastAsia="宋体" w:hAnsi="Cambria Math" w:cs="Cambria Math"/>
+            <w:rFonts w:ascii="Times New Roman" w:eastAsia="宋体" w:hAnsi="Times New Roman" w:cs="Cambria Math"/>
           </w:rPr>
           <m:t>=</m:t>
         </m:r>
         <m:r>
           <w:rPr>
-            <w:rFonts w:ascii="Cambria Math" w:eastAsia="宋体" w:hAnsi="Cambria Math" w:cs="Cambria Math"/>
+            <w:rFonts w:ascii="Times New Roman" w:eastAsia="宋体" w:hAnsi="Times New Roman" w:cs="Cambria Math"/>
           </w:rPr>
           <m:t>0.9</m:t>
         </m:r>
@@ -1397,7 +1397,7 @@
             <m:nor/>
           </m:rPr>
           <w:rPr>
-            <w:rFonts w:ascii="Cambria Math" w:eastAsia="宋体" w:hAnsi="Cambria Math" w:cs="Cambria Math"/>
+            <w:rFonts w:ascii="Times New Roman" w:eastAsia="宋体" w:hAnsi="Times New Roman" w:cs="Cambria Math"/>
           </w:rPr>
           <m:t>Wb</m:t>
         </m:r>
@@ -1430,7 +1430,7 @@
                 <m:sty m:val="p"/>
               </m:rPr>
               <w:rPr>
-                <w:rFonts w:ascii="Cambria Math" w:eastAsia="宋体" w:hAnsi="Cambria Math" w:cs="Cambria Math"/>
+                <w:rFonts w:ascii="Times New Roman" w:eastAsia="宋体" w:hAnsi="Times New Roman" w:cs="Cambria Math"/>
               </w:rPr>
               <m:t>ϕ</m:t>
             </m:r>
@@ -1438,7 +1438,7 @@
           <m:sub>
             <m:r>
               <w:rPr>
-                <w:rFonts w:ascii="Cambria Math" w:eastAsia="宋体" w:hAnsi="Cambria Math" w:cs="Cambria Math"/>
+                <w:rFonts w:ascii="Times New Roman" w:eastAsia="宋体" w:hAnsi="Times New Roman" w:cs="Cambria Math"/>
               </w:rPr>
               <m:t>1</m:t>
             </m:r>
@@ -1446,7 +1446,7 @@
         </m:sSub>
         <m:r>
           <w:rPr>
-            <w:rFonts w:ascii="Cambria Math" w:eastAsia="宋体" w:hAnsi="Cambria Math" w:cs="Cambria Math"/>
+            <w:rFonts w:ascii="Times New Roman" w:eastAsia="宋体" w:hAnsi="Times New Roman" w:cs="Cambria Math"/>
           </w:rPr>
           <m:t>=</m:t>
         </m:r>
@@ -1454,7 +1454,7 @@
           <m:e>
             <m:r>
               <w:rPr>
-                <w:rFonts w:ascii="Cambria Math" w:eastAsia="宋体" w:hAnsi="Cambria Math" w:cs="Cambria Math"/>
+                <w:rFonts w:ascii="Times New Roman" w:eastAsia="宋体" w:hAnsi="Times New Roman" w:cs="Cambria Math"/>
               </w:rPr>
               <m:t>B</m:t>
             </m:r>
@@ -1462,7 +1462,7 @@
           <m:sub>
             <m:r>
               <w:rPr>
-                <w:rFonts w:ascii="Cambria Math" w:eastAsia="宋体" w:hAnsi="Cambria Math" w:cs="Cambria Math"/>
+                <w:rFonts w:ascii="Times New Roman" w:eastAsia="宋体" w:hAnsi="Times New Roman" w:cs="Cambria Math"/>
               </w:rPr>
               <m:t>0</m:t>
             </m:r>
@@ -1472,7 +1472,7 @@
           <m:e>
             <m:r>
               <w:rPr>
-                <w:rFonts w:ascii="Cambria Math" w:eastAsia="宋体" w:hAnsi="Cambria Math" w:cs="Cambria Math"/>
+                <w:rFonts w:ascii="Times New Roman" w:eastAsia="宋体" w:hAnsi="Times New Roman" w:cs="Cambria Math"/>
               </w:rPr>
               <m:t>S</m:t>
             </m:r>
@@ -1480,7 +1480,7 @@
           <m:sub>
             <m:r>
               <w:rPr>
-                <w:rFonts w:ascii="Cambria Math" w:eastAsia="宋体" w:hAnsi="Cambria Math" w:cs="Cambria Math"/>
+                <w:rFonts w:ascii="Times New Roman" w:eastAsia="宋体" w:hAnsi="Times New Roman" w:cs="Cambria Math"/>
               </w:rPr>
               <m:t>0</m:t>
             </m:r>
@@ -1488,13 +1488,13 @@
         </m:sSub>
         <m:r>
           <w:rPr>
-            <w:rFonts w:ascii="Cambria Math" w:eastAsia="宋体" w:hAnsi="Cambria Math" w:cs="Cambria Math"/>
+            <w:rFonts w:ascii="Times New Roman" w:eastAsia="宋体" w:hAnsi="Times New Roman" w:cs="Cambria Math"/>
           </w:rPr>
           <m:t>=</m:t>
         </m:r>
         <m:r>
           <w:rPr>
-            <w:rFonts w:ascii="Cambria Math" w:eastAsia="宋体" w:hAnsi="Cambria Math" w:cs="Cambria Math"/>
+            <w:rFonts w:ascii="Times New Roman" w:eastAsia="宋体" w:hAnsi="Times New Roman" w:cs="Cambria Math"/>
           </w:rPr>
           <m:t>0.9</m:t>
         </m:r>
@@ -1503,7 +1503,7 @@
             <m:nor/>
           </m:rPr>
           <w:rPr>
-            <w:rFonts w:ascii="Cambria Math" w:eastAsia="宋体" w:hAnsi="Cambria Math" w:cs="Cambria Math"/>
+            <w:rFonts w:ascii="Times New Roman" w:eastAsia="宋体" w:hAnsi="Times New Roman" w:cs="Cambria Math"/>
           </w:rPr>
           <m:t>Wb</m:t>
         </m:r>
@@ -1536,7 +1536,7 @@
                 <m:sty m:val="p"/>
               </m:rPr>
               <w:rPr>
-                <w:rFonts w:ascii="Cambria Math" w:eastAsia="宋体" w:hAnsi="Cambria Math" w:cs="Cambria Math"/>
+                <w:rFonts w:ascii="Times New Roman" w:eastAsia="宋体" w:hAnsi="Times New Roman" w:cs="Cambria Math"/>
               </w:rPr>
               <m:t>ϕ</m:t>
             </m:r>
@@ -1544,7 +1544,7 @@
           <m:sub>
             <m:r>
               <w:rPr>
-                <w:rFonts w:ascii="Cambria Math" w:eastAsia="宋体" w:hAnsi="Cambria Math" w:cs="Cambria Math"/>
+                <w:rFonts w:ascii="Times New Roman" w:eastAsia="宋体" w:hAnsi="Times New Roman" w:cs="Cambria Math"/>
               </w:rPr>
               <m:t>2</m:t>
             </m:r>
@@ -1552,7 +1552,7 @@
         </m:sSub>
         <m:r>
           <w:rPr>
-            <w:rFonts w:ascii="Cambria Math" w:eastAsia="宋体" w:hAnsi="Cambria Math" w:cs="Cambria Math"/>
+            <w:rFonts w:ascii="Times New Roman" w:eastAsia="宋体" w:hAnsi="Times New Roman" w:cs="Cambria Math"/>
           </w:rPr>
           <m:t>=</m:t>
         </m:r>
@@ -1560,7 +1560,7 @@
           <m:e>
             <m:r>
               <w:rPr>
-                <w:rFonts w:ascii="Cambria Math" w:eastAsia="宋体" w:hAnsi="Cambria Math" w:cs="Cambria Math"/>
+                <w:rFonts w:ascii="Times New Roman" w:eastAsia="宋体" w:hAnsi="Times New Roman" w:cs="Cambria Math"/>
               </w:rPr>
               <m:t>B</m:t>
             </m:r>
@@ -1568,7 +1568,7 @@
           <m:sub>
             <m:r>
               <w:rPr>
-                <w:rFonts w:ascii="Cambria Math" w:eastAsia="宋体" w:hAnsi="Cambria Math" w:cs="Cambria Math"/>
+                <w:rFonts w:ascii="Times New Roman" w:eastAsia="宋体" w:hAnsi="Times New Roman" w:cs="Cambria Math"/>
               </w:rPr>
               <m:t>1</m:t>
             </m:r>
@@ -1578,7 +1578,7 @@
           <m:e>
             <m:r>
               <w:rPr>
-                <w:rFonts w:ascii="Cambria Math" w:eastAsia="宋体" w:hAnsi="Cambria Math" w:cs="Cambria Math"/>
+                <w:rFonts w:ascii="Times New Roman" w:eastAsia="宋体" w:hAnsi="Times New Roman" w:cs="Cambria Math"/>
               </w:rPr>
               <m:t>S</m:t>
             </m:r>
@@ -1586,7 +1586,7 @@
           <m:sub>
             <m:r>
               <w:rPr>
-                <w:rFonts w:ascii="Cambria Math" w:eastAsia="宋体" w:hAnsi="Cambria Math" w:cs="Cambria Math"/>
+                <w:rFonts w:ascii="Times New Roman" w:eastAsia="宋体" w:hAnsi="Times New Roman" w:cs="Cambria Math"/>
               </w:rPr>
               <m:t>1</m:t>
             </m:r>
@@ -1594,13 +1594,13 @@
         </m:sSub>
         <m:r>
           <w:rPr>
-            <w:rFonts w:ascii="Cambria Math" w:eastAsia="宋体" w:hAnsi="Cambria Math" w:cs="Cambria Math"/>
+            <w:rFonts w:ascii="Times New Roman" w:eastAsia="宋体" w:hAnsi="Times New Roman" w:cs="Cambria Math"/>
           </w:rPr>
           <m:t>=</m:t>
         </m:r>
         <m:r>
           <w:rPr>
-            <w:rFonts w:ascii="Cambria Math" w:eastAsia="宋体" w:hAnsi="Cambria Math" w:cs="Cambria Math"/>
+            <w:rFonts w:ascii="Times New Roman" w:eastAsia="宋体" w:hAnsi="Times New Roman" w:cs="Cambria Math"/>
           </w:rPr>
           <m:t>10</m:t>
         </m:r>
@@ -1609,7 +1609,7 @@
             <m:nor/>
           </m:rPr>
           <w:rPr>
-            <w:rFonts w:ascii="Cambria Math" w:eastAsia="宋体" w:hAnsi="Cambria Math" w:cs="Cambria Math"/>
+            <w:rFonts w:ascii="Times New Roman" w:eastAsia="宋体" w:hAnsi="Times New Roman" w:cs="Cambria Math"/>
           </w:rPr>
           <m:t>Wb</m:t>
         </m:r>
@@ -1640,7 +1640,7 @@
             <m:sty m:val="p"/>
           </m:rPr>
           <w:rPr>
-            <w:rFonts w:ascii="Cambria Math" w:eastAsia="宋体" w:hAnsi="Cambria Math" w:cs="Cambria Math"/>
+            <w:rFonts w:ascii="Times New Roman" w:eastAsia="宋体" w:hAnsi="Times New Roman" w:cs="Cambria Math"/>
           </w:rPr>
           <m:t>Δ</m:t>
         </m:r>
@@ -1651,7 +1651,7 @@
                 <m:sty m:val="p"/>
               </m:rPr>
               <w:rPr>
-                <w:rFonts w:ascii="Cambria Math" w:eastAsia="宋体" w:hAnsi="Cambria Math" w:cs="Cambria Math"/>
+                <w:rFonts w:ascii="Times New Roman" w:eastAsia="宋体" w:hAnsi="Times New Roman" w:cs="Cambria Math"/>
               </w:rPr>
               <m:t>ϕ</m:t>
             </m:r>
@@ -1659,7 +1659,7 @@
           <m:sup>
             <m:r>
               <w:rPr>
-                <w:rFonts w:ascii="Cambria Math" w:eastAsia="宋体" w:hAnsi="Cambria Math" w:cs="Cambria Math"/>
+                <w:rFonts w:ascii="Times New Roman" w:eastAsia="宋体" w:hAnsi="Times New Roman" w:cs="Cambria Math"/>
               </w:rPr>
               <m:t>'</m:t>
             </m:r>
@@ -1667,7 +1667,7 @@
         </m:sSup>
         <m:r>
           <w:rPr>
-            <w:rFonts w:ascii="Cambria Math" w:eastAsia="宋体" w:hAnsi="Cambria Math" w:cs="Cambria Math"/>
+            <w:rFonts w:ascii="Times New Roman" w:eastAsia="宋体" w:hAnsi="Times New Roman" w:cs="Cambria Math"/>
           </w:rPr>
           <m:t>=</m:t>
         </m:r>
@@ -1678,7 +1678,7 @@
                 <m:sty m:val="p"/>
               </m:rPr>
               <w:rPr>
-                <w:rFonts w:ascii="Cambria Math" w:eastAsia="宋体" w:hAnsi="Cambria Math" w:cs="Cambria Math"/>
+                <w:rFonts w:ascii="Times New Roman" w:eastAsia="宋体" w:hAnsi="Times New Roman" w:cs="Cambria Math"/>
               </w:rPr>
               <m:t>ϕ</m:t>
             </m:r>
@@ -1686,7 +1686,7 @@
           <m:sub>
             <m:r>
               <w:rPr>
-                <w:rFonts w:ascii="Cambria Math" w:eastAsia="宋体" w:hAnsi="Cambria Math" w:cs="Cambria Math"/>
+                <w:rFonts w:ascii="Times New Roman" w:eastAsia="宋体" w:hAnsi="Times New Roman" w:cs="Cambria Math"/>
               </w:rPr>
               <m:t>2</m:t>
             </m:r>
@@ -1694,7 +1694,7 @@
         </m:sSub>
         <m:r>
           <w:rPr>
-            <w:rFonts w:ascii="Cambria Math" w:eastAsia="宋体" w:hAnsi="Cambria Math" w:cs="Cambria Math"/>
+            <w:rFonts w:ascii="Times New Roman" w:eastAsia="宋体" w:hAnsi="Times New Roman" w:cs="Cambria Math"/>
           </w:rPr>
           <m:t>−</m:t>
         </m:r>
@@ -1705,7 +1705,7 @@
                 <m:sty m:val="p"/>
               </m:rPr>
               <w:rPr>
-                <w:rFonts w:ascii="Cambria Math" w:eastAsia="宋体" w:hAnsi="Cambria Math" w:cs="Cambria Math"/>
+                <w:rFonts w:ascii="Times New Roman" w:eastAsia="宋体" w:hAnsi="Times New Roman" w:cs="Cambria Math"/>
               </w:rPr>
               <m:t>ϕ</m:t>
             </m:r>
@@ -1713,7 +1713,7 @@
           <m:sub>
             <m:r>
               <w:rPr>
-                <w:rFonts w:ascii="Cambria Math" w:eastAsia="宋体" w:hAnsi="Cambria Math" w:cs="Cambria Math"/>
+                <w:rFonts w:ascii="Times New Roman" w:eastAsia="宋体" w:hAnsi="Times New Roman" w:cs="Cambria Math"/>
               </w:rPr>
               <m:t>1</m:t>
             </m:r>
@@ -1721,13 +1721,13 @@
         </m:sSub>
         <m:r>
           <w:rPr>
-            <w:rFonts w:ascii="Cambria Math" w:eastAsia="宋体" w:hAnsi="Cambria Math" w:cs="Cambria Math"/>
+            <w:rFonts w:ascii="Times New Roman" w:eastAsia="宋体" w:hAnsi="Times New Roman" w:cs="Cambria Math"/>
           </w:rPr>
           <m:t>=</m:t>
         </m:r>
         <m:r>
           <w:rPr>
-            <w:rFonts w:ascii="Cambria Math" w:eastAsia="宋体" w:hAnsi="Cambria Math" w:cs="Cambria Math"/>
+            <w:rFonts w:ascii="Times New Roman" w:eastAsia="宋体" w:hAnsi="Times New Roman" w:cs="Cambria Math"/>
           </w:rPr>
           <m:t>9.1</m:t>
         </m:r>
@@ -1736,7 +1736,7 @@
             <m:nor/>
           </m:rPr>
           <w:rPr>
-            <w:rFonts w:ascii="Cambria Math" w:eastAsia="宋体" w:hAnsi="Cambria Math" w:cs="Cambria Math"/>
+            <w:rFonts w:ascii="Times New Roman" w:eastAsia="宋体" w:hAnsi="Times New Roman" w:cs="Cambria Math"/>
           </w:rPr>
           <m:t>Wb</m:t>
         </m:r>
@@ -1764,13 +1764,13 @@
       <m:oMath>
         <m:r>
           <w:rPr>
-            <w:rFonts w:ascii="Cambria Math" w:eastAsia="宋体" w:hAnsi="Cambria Math" w:cs="Cambria Math"/>
+            <w:rFonts w:ascii="Times New Roman" w:eastAsia="宋体" w:hAnsi="Times New Roman" w:cs="Cambria Math"/>
           </w:rPr>
           <m:t>x</m:t>
         </m:r>
         <m:r>
           <w:rPr>
-            <w:rFonts w:ascii="Cambria Math" w:eastAsia="宋体" w:hAnsi="Cambria Math" w:cs="Cambria Math"/>
+            <w:rFonts w:ascii="Times New Roman" w:eastAsia="宋体" w:hAnsi="Times New Roman" w:cs="Cambria Math"/>
           </w:rPr>
           <m:t>=</m:t>
         </m:r>
@@ -1778,7 +1778,7 @@
           <m:e>
             <m:r>
               <w:rPr>
-                <w:rFonts w:ascii="Cambria Math" w:eastAsia="宋体" w:hAnsi="Cambria Math" w:cs="Cambria Math"/>
+                <w:rFonts w:ascii="Times New Roman" w:eastAsia="宋体" w:hAnsi="Times New Roman" w:cs="Cambria Math"/>
               </w:rPr>
               <m:t>x</m:t>
             </m:r>
@@ -1786,7 +1786,7 @@
           <m:sub>
             <m:r>
               <w:rPr>
-                <w:rFonts w:ascii="Cambria Math" w:eastAsia="宋体" w:hAnsi="Cambria Math" w:cs="Cambria Math"/>
+                <w:rFonts w:ascii="Times New Roman" w:eastAsia="宋体" w:hAnsi="Times New Roman" w:cs="Cambria Math"/>
               </w:rPr>
               <m:t>0</m:t>
             </m:r>
@@ -1794,7 +1794,7 @@
         </m:sSub>
         <m:r>
           <w:rPr>
-            <w:rFonts w:ascii="Cambria Math" w:eastAsia="宋体" w:hAnsi="Cambria Math" w:cs="Cambria Math"/>
+            <w:rFonts w:ascii="Times New Roman" w:eastAsia="宋体" w:hAnsi="Times New Roman" w:cs="Cambria Math"/>
           </w:rPr>
           <m:t>+</m:t>
         </m:r>
@@ -1802,7 +1802,7 @@
           <m:e>
             <m:r>
               <w:rPr>
-                <w:rFonts w:ascii="Cambria Math" w:eastAsia="宋体" w:hAnsi="Cambria Math" w:cs="Cambria Math"/>
+                <w:rFonts w:ascii="Times New Roman" w:eastAsia="宋体" w:hAnsi="Times New Roman" w:cs="Cambria Math"/>
               </w:rPr>
               <m:t>v</m:t>
             </m:r>
@@ -1810,7 +1810,7 @@
           <m:sub>
             <m:r>
               <w:rPr>
-                <w:rFonts w:ascii="Cambria Math" w:eastAsia="宋体" w:hAnsi="Cambria Math" w:cs="Cambria Math"/>
+                <w:rFonts w:ascii="Times New Roman" w:eastAsia="宋体" w:hAnsi="Times New Roman" w:cs="Cambria Math"/>
               </w:rPr>
               <m:t>1</m:t>
             </m:r>
@@ -1818,31 +1818,31 @@
         </m:sSub>
         <m:r>
           <w:rPr>
-            <w:rFonts w:ascii="Cambria Math" w:eastAsia="宋体" w:hAnsi="Cambria Math" w:cs="Cambria Math"/>
+            <w:rFonts w:ascii="Times New Roman" w:eastAsia="宋体" w:hAnsi="Times New Roman" w:cs="Cambria Math"/>
           </w:rPr>
           <m:t>t</m:t>
         </m:r>
         <m:r>
           <w:rPr>
-            <w:rFonts w:ascii="Cambria Math" w:eastAsia="宋体" w:hAnsi="Cambria Math" w:cs="Cambria Math"/>
+            <w:rFonts w:ascii="Times New Roman" w:eastAsia="宋体" w:hAnsi="Times New Roman" w:cs="Cambria Math"/>
           </w:rPr>
           <m:t>=</m:t>
         </m:r>
         <m:r>
           <w:rPr>
-            <w:rFonts w:ascii="Cambria Math" w:eastAsia="宋体" w:hAnsi="Cambria Math" w:cs="Cambria Math"/>
+            <w:rFonts w:ascii="Times New Roman" w:eastAsia="宋体" w:hAnsi="Times New Roman" w:cs="Cambria Math"/>
           </w:rPr>
           <m:t>1</m:t>
         </m:r>
         <m:r>
           <w:rPr>
-            <w:rFonts w:ascii="Cambria Math" w:eastAsia="宋体" w:hAnsi="Cambria Math" w:cs="Cambria Math"/>
+            <w:rFonts w:ascii="Times New Roman" w:eastAsia="宋体" w:hAnsi="Times New Roman" w:cs="Cambria Math"/>
           </w:rPr>
           <m:t>+</m:t>
         </m:r>
         <m:r>
           <w:rPr>
-            <w:rFonts w:ascii="Cambria Math" w:eastAsia="宋体" w:hAnsi="Cambria Math" w:cs="Cambria Math"/>
+            <w:rFonts w:ascii="Times New Roman" w:eastAsia="宋体" w:hAnsi="Times New Roman" w:cs="Cambria Math"/>
           </w:rPr>
           <m:t>t</m:t>
         </m:r>
@@ -1872,7 +1872,7 @@
           <m:e>
             <m:r>
               <w:rPr>
-                <w:rFonts w:ascii="Cambria Math" w:eastAsia="宋体" w:hAnsi="Cambria Math" w:cs="Cambria Math"/>
+                <w:rFonts w:ascii="Times New Roman" w:eastAsia="宋体" w:hAnsi="Times New Roman" w:cs="Cambria Math"/>
               </w:rPr>
               <m:t>B</m:t>
             </m:r>
@@ -1880,7 +1880,7 @@
           <m:sub>
             <m:r>
               <w:rPr>
-                <w:rFonts w:ascii="Cambria Math" w:eastAsia="宋体" w:hAnsi="Cambria Math" w:cs="Cambria Math"/>
+                <w:rFonts w:ascii="Times New Roman" w:eastAsia="宋体" w:hAnsi="Times New Roman" w:cs="Cambria Math"/>
               </w:rPr>
               <m:t>0</m:t>
             </m:r>
@@ -1888,7 +1888,7 @@
         </m:sSub>
         <m:r>
           <w:rPr>
-            <w:rFonts w:ascii="Cambria Math" w:eastAsia="宋体" w:hAnsi="Cambria Math" w:cs="Cambria Math"/>
+            <w:rFonts w:ascii="Times New Roman" w:eastAsia="宋体" w:hAnsi="Times New Roman" w:cs="Cambria Math"/>
           </w:rPr>
           <m:t>⋅</m:t>
         </m:r>
@@ -1896,7 +1896,7 @@
           <m:num>
             <m:r>
               <w:rPr>
-                <w:rFonts w:ascii="Cambria Math" w:eastAsia="宋体" w:hAnsi="Cambria Math" w:cs="Cambria Math"/>
+                <w:rFonts w:ascii="Times New Roman" w:eastAsia="宋体" w:hAnsi="Times New Roman" w:cs="Cambria Math"/>
               </w:rPr>
               <m:t>1</m:t>
             </m:r>
@@ -1904,7 +1904,7 @@
           <m:den>
             <m:r>
               <w:rPr>
-                <w:rFonts w:ascii="Cambria Math" w:eastAsia="宋体" w:hAnsi="Cambria Math" w:cs="Cambria Math"/>
+                <w:rFonts w:ascii="Times New Roman" w:eastAsia="宋体" w:hAnsi="Times New Roman" w:cs="Cambria Math"/>
               </w:rPr>
               <m:t>2</m:t>
             </m:r>
@@ -1916,7 +1916,7 @@
               <m:e>
                 <m:r>
                   <w:rPr>
-                    <w:rFonts w:ascii="Cambria Math" w:eastAsia="宋体" w:hAnsi="Cambria Math" w:cs="Cambria Math"/>
+                    <w:rFonts w:ascii="Times New Roman" w:eastAsia="宋体" w:hAnsi="Times New Roman" w:cs="Cambria Math"/>
                   </w:rPr>
                   <m:t>x</m:t>
                 </m:r>
@@ -1924,7 +1924,7 @@
               <m:sub>
                 <m:r>
                   <w:rPr>
-                    <w:rFonts w:ascii="Cambria Math" w:eastAsia="宋体" w:hAnsi="Cambria Math" w:cs="Cambria Math"/>
+                    <w:rFonts w:ascii="Times New Roman" w:eastAsia="宋体" w:hAnsi="Times New Roman" w:cs="Cambria Math"/>
                   </w:rPr>
                   <m:t>0</m:t>
                 </m:r>
@@ -1934,7 +1934,7 @@
           <m:sup>
             <m:r>
               <w:rPr>
-                <w:rFonts w:ascii="Cambria Math" w:eastAsia="宋体" w:hAnsi="Cambria Math" w:cs="Cambria Math"/>
+                <w:rFonts w:ascii="Times New Roman" w:eastAsia="宋体" w:hAnsi="Times New Roman" w:cs="Cambria Math"/>
               </w:rPr>
               <m:t>2</m:t>
             </m:r>
@@ -1942,19 +1942,19 @@
         </m:sSup>
         <m:r>
           <w:rPr>
-            <w:rFonts w:ascii="Cambria Math" w:eastAsia="宋体" w:hAnsi="Cambria Math" w:cs="Cambria Math"/>
+            <w:rFonts w:ascii="Times New Roman" w:eastAsia="宋体" w:hAnsi="Times New Roman" w:cs="Cambria Math"/>
           </w:rPr>
           <m:t>=</m:t>
         </m:r>
         <m:r>
           <w:rPr>
-            <w:rFonts w:ascii="Cambria Math" w:eastAsia="宋体" w:hAnsi="Cambria Math" w:cs="Cambria Math"/>
+            <w:rFonts w:ascii="Times New Roman" w:eastAsia="宋体" w:hAnsi="Times New Roman" w:cs="Cambria Math"/>
           </w:rPr>
           <m:t>B</m:t>
         </m:r>
         <m:r>
           <w:rPr>
-            <w:rFonts w:ascii="Cambria Math" w:eastAsia="宋体" w:hAnsi="Cambria Math" w:cs="Cambria Math"/>
+            <w:rFonts w:ascii="Times New Roman" w:eastAsia="宋体" w:hAnsi="Times New Roman" w:cs="Cambria Math"/>
           </w:rPr>
           <m:t>⋅</m:t>
         </m:r>
@@ -1962,7 +1962,7 @@
           <m:num>
             <m:r>
               <w:rPr>
-                <w:rFonts w:ascii="Cambria Math" w:eastAsia="宋体" w:hAnsi="Cambria Math" w:cs="Cambria Math"/>
+                <w:rFonts w:ascii="Times New Roman" w:eastAsia="宋体" w:hAnsi="Times New Roman" w:cs="Cambria Math"/>
               </w:rPr>
               <m:t>1</m:t>
             </m:r>
@@ -1970,7 +1970,7 @@
           <m:den>
             <m:r>
               <w:rPr>
-                <w:rFonts w:ascii="Cambria Math" w:eastAsia="宋体" w:hAnsi="Cambria Math" w:cs="Cambria Math"/>
+                <w:rFonts w:ascii="Times New Roman" w:eastAsia="宋体" w:hAnsi="Times New Roman" w:cs="Cambria Math"/>
               </w:rPr>
               <m:t>2</m:t>
             </m:r>
@@ -1980,7 +1980,7 @@
           <m:e>
             <m:r>
               <w:rPr>
-                <w:rFonts w:ascii="Cambria Math" w:eastAsia="宋体" w:hAnsi="Cambria Math" w:cs="Cambria Math"/>
+                <w:rFonts w:ascii="Times New Roman" w:eastAsia="宋体" w:hAnsi="Times New Roman" w:cs="Cambria Math"/>
               </w:rPr>
               <m:t>x</m:t>
             </m:r>
@@ -1988,7 +1988,7 @@
           <m:sup>
             <m:r>
               <w:rPr>
-                <w:rFonts w:ascii="Cambria Math" w:eastAsia="宋体" w:hAnsi="Cambria Math" w:cs="Cambria Math"/>
+                <w:rFonts w:ascii="Times New Roman" w:eastAsia="宋体" w:hAnsi="Times New Roman" w:cs="Cambria Math"/>
               </w:rPr>
               <m:t>2</m:t>
             </m:r>
@@ -2006,13 +2006,13 @@
       <m:oMath>
         <m:r>
           <w:rPr>
-            <w:rFonts w:ascii="Cambria Math" w:eastAsia="宋体" w:hAnsi="Cambria Math" w:cs="Cambria Math"/>
+            <w:rFonts w:ascii="Times New Roman" w:eastAsia="宋体" w:hAnsi="Times New Roman" w:cs="Cambria Math"/>
           </w:rPr>
           <m:t>B</m:t>
         </m:r>
         <m:r>
           <w:rPr>
-            <w:rFonts w:ascii="Cambria Math" w:eastAsia="宋体" w:hAnsi="Cambria Math" w:cs="Cambria Math"/>
+            <w:rFonts w:ascii="Times New Roman" w:eastAsia="宋体" w:hAnsi="Times New Roman" w:cs="Cambria Math"/>
           </w:rPr>
           <m:t>=</m:t>
         </m:r>
@@ -2020,7 +2020,7 @@
           <m:num>
             <m:r>
               <w:rPr>
-                <w:rFonts w:ascii="Cambria Math" w:eastAsia="宋体" w:hAnsi="Cambria Math" w:cs="Cambria Math"/>
+                <w:rFonts w:ascii="Times New Roman" w:eastAsia="宋体" w:hAnsi="Times New Roman" w:cs="Cambria Math"/>
               </w:rPr>
               <m:t>0.2</m:t>
             </m:r>
@@ -2035,19 +2035,19 @@
                   <m:e>
                     <m:r>
                       <w:rPr>
-                        <w:rFonts w:ascii="Cambria Math" w:eastAsia="宋体" w:hAnsi="Cambria Math" w:cs="Cambria Math"/>
+                        <w:rFonts w:ascii="Times New Roman" w:eastAsia="宋体" w:hAnsi="Times New Roman" w:cs="Cambria Math"/>
                       </w:rPr>
                       <m:t>1</m:t>
                     </m:r>
                     <m:r>
                       <w:rPr>
-                        <w:rFonts w:ascii="Cambria Math" w:eastAsia="宋体" w:hAnsi="Cambria Math" w:cs="Cambria Math"/>
+                        <w:rFonts w:ascii="Times New Roman" w:eastAsia="宋体" w:hAnsi="Times New Roman" w:cs="Cambria Math"/>
                       </w:rPr>
                       <m:t>+</m:t>
                     </m:r>
                     <m:r>
                       <w:rPr>
-                        <w:rFonts w:ascii="Cambria Math" w:eastAsia="宋体" w:hAnsi="Cambria Math" w:cs="Cambria Math"/>
+                        <w:rFonts w:ascii="Times New Roman" w:eastAsia="宋体" w:hAnsi="Times New Roman" w:cs="Cambria Math"/>
                       </w:rPr>
                       <m:t>t</m:t>
                     </m:r>
@@ -2057,7 +2057,7 @@
               <m:sup>
                 <m:r>
                   <w:rPr>
-                    <w:rFonts w:ascii="Cambria Math" w:eastAsia="宋体" w:hAnsi="Cambria Math" w:cs="Cambria Math"/>
+                    <w:rFonts w:ascii="Times New Roman" w:eastAsia="宋体" w:hAnsi="Times New Roman" w:cs="Cambria Math"/>
                   </w:rPr>
                   <m:t>2</m:t>
                 </m:r>
@@ -2070,7 +2070,7 @@
             <m:nor/>
           </m:rPr>
           <w:rPr>
-            <w:rFonts w:ascii="Cambria Math" w:eastAsia="宋体" w:hAnsi="Cambria Math" w:cs="Cambria Math"/>
+            <w:rFonts w:ascii="Times New Roman" w:eastAsia="宋体" w:hAnsi="Times New Roman" w:cs="Cambria Math"/>
           </w:rPr>
           <m:t>T</m:t>
         </m:r>
@@ -2877,7 +2877,7 @@
           <m:num>
             <m:r>
               <w:rPr>
-                <w:rFonts w:ascii="Cambria Math" w:eastAsia="宋体" w:hAnsi="Cambria Math" w:cs="Cambria Math"/>
+                <w:rFonts w:ascii="Times New Roman" w:eastAsia="宋体" w:hAnsi="Times New Roman" w:cs="Cambria Math"/>
               </w:rPr>
               <m:t>c</m:t>
             </m:r>
@@ -2885,7 +2885,7 @@
           <m:den>
             <m:r>
               <w:rPr>
-                <w:rFonts w:ascii="Cambria Math" w:eastAsia="宋体" w:hAnsi="Cambria Math" w:cs="Cambria Math"/>
+                <w:rFonts w:ascii="Times New Roman" w:eastAsia="宋体" w:hAnsi="Times New Roman" w:cs="Cambria Math"/>
               </w:rPr>
               <m:t>λ</m:t>
             </m:r>
@@ -2905,13 +2905,13 @@
           <m:num>
             <m:r>
               <w:rPr>
-                <w:rFonts w:ascii="Cambria Math" w:eastAsia="宋体" w:hAnsi="Cambria Math" w:cs="Cambria Math"/>
+                <w:rFonts w:ascii="Times New Roman" w:eastAsia="宋体" w:hAnsi="Times New Roman" w:cs="Cambria Math"/>
               </w:rPr>
               <m:t>3</m:t>
             </m:r>
             <m:r>
               <w:rPr>
-                <w:rFonts w:ascii="Cambria Math" w:eastAsia="宋体" w:hAnsi="Cambria Math" w:cs="Cambria Math"/>
+                <w:rFonts w:ascii="Times New Roman" w:eastAsia="宋体" w:hAnsi="Times New Roman" w:cs="Cambria Math"/>
               </w:rPr>
               <m:t>×</m:t>
             </m:r>
@@ -2919,7 +2919,7 @@
               <m:e>
                 <m:r>
                   <w:rPr>
-                    <w:rFonts w:ascii="Cambria Math" w:eastAsia="宋体" w:hAnsi="Cambria Math" w:cs="Cambria Math"/>
+                    <w:rFonts w:ascii="Times New Roman" w:eastAsia="宋体" w:hAnsi="Times New Roman" w:cs="Cambria Math"/>
                   </w:rPr>
                   <m:t>10</m:t>
                 </m:r>
@@ -2927,7 +2927,7 @@
               <m:sup>
                 <m:r>
                   <w:rPr>
-                    <w:rFonts w:ascii="Cambria Math" w:eastAsia="宋体" w:hAnsi="Cambria Math" w:cs="Cambria Math"/>
+                    <w:rFonts w:ascii="Times New Roman" w:eastAsia="宋体" w:hAnsi="Times New Roman" w:cs="Cambria Math"/>
                   </w:rPr>
                   <m:t>8</m:t>
                 </m:r>
@@ -2937,7 +2937,7 @@
           <m:den>
             <m:r>
               <w:rPr>
-                <w:rFonts w:ascii="Cambria Math" w:eastAsia="宋体" w:hAnsi="Cambria Math" w:cs="Cambria Math"/>
+                <w:rFonts w:ascii="Times New Roman" w:eastAsia="宋体" w:hAnsi="Times New Roman" w:cs="Cambria Math"/>
               </w:rPr>
               <m:t>0.2</m:t>
             </m:r>
@@ -3103,7 +3103,7 @@
           <m:num>
             <m:r>
               <w:rPr>
-                <w:rFonts w:ascii="Cambria Math" w:eastAsia="宋体" w:hAnsi="Cambria Math" w:cs="Cambria Math"/>
+                <w:rFonts w:ascii="Times New Roman" w:eastAsia="宋体" w:hAnsi="Times New Roman" w:cs="Cambria Math"/>
               </w:rPr>
               <m:t>1</m:t>
             </m:r>
@@ -3111,7 +3111,7 @@
           <m:den>
             <m:r>
               <w:rPr>
-                <w:rFonts w:ascii="Cambria Math" w:eastAsia="宋体" w:hAnsi="Cambria Math" w:cs="Cambria Math"/>
+                <w:rFonts w:ascii="Times New Roman" w:eastAsia="宋体" w:hAnsi="Times New Roman" w:cs="Cambria Math"/>
               </w:rPr>
               <m:t>n</m:t>
             </m:r>
@@ -3173,7 +3173,7 @@
           <m:num>
             <m:r>
               <w:rPr>
-                <w:rFonts w:ascii="Cambria Math" w:eastAsia="宋体" w:hAnsi="Cambria Math" w:cs="Cambria Math"/>
+                <w:rFonts w:ascii="Times New Roman" w:eastAsia="宋体" w:hAnsi="Times New Roman" w:cs="Cambria Math"/>
               </w:rPr>
               <m:t>c</m:t>
             </m:r>
@@ -3186,7 +3186,7 @@
                   <m:num>
                     <m:r>
                       <w:rPr>
-                        <w:rFonts w:ascii="Cambria Math" w:eastAsia="宋体" w:hAnsi="Cambria Math" w:cs="Cambria Math"/>
+                        <w:rFonts w:ascii="Times New Roman" w:eastAsia="宋体" w:hAnsi="Times New Roman" w:cs="Cambria Math"/>
                       </w:rPr>
                       <m:t>1</m:t>
                     </m:r>
@@ -3194,7 +3194,7 @@
                   <m:den>
                     <m:r>
                       <w:rPr>
-                        <w:rFonts w:ascii="Cambria Math" w:eastAsia="宋体" w:hAnsi="Cambria Math" w:cs="Cambria Math"/>
+                        <w:rFonts w:ascii="Times New Roman" w:eastAsia="宋体" w:hAnsi="Times New Roman" w:cs="Cambria Math"/>
                       </w:rPr>
                       <m:t>n</m:t>
                     </m:r>
@@ -3202,13 +3202,13 @@
                 </m:f>
                 <m:r>
                   <w:rPr>
-                    <w:rFonts w:ascii="Cambria Math" w:eastAsia="宋体" w:hAnsi="Cambria Math" w:cs="Cambria Math"/>
+                    <w:rFonts w:ascii="Times New Roman" w:eastAsia="宋体" w:hAnsi="Times New Roman" w:cs="Cambria Math"/>
                   </w:rPr>
                   <m:t>−</m:t>
                 </m:r>
                 <m:r>
                   <w:rPr>
-                    <w:rFonts w:ascii="Cambria Math" w:eastAsia="宋体" w:hAnsi="Cambria Math" w:cs="Cambria Math"/>
+                    <w:rFonts w:ascii="Times New Roman" w:eastAsia="宋体" w:hAnsi="Times New Roman" w:cs="Cambria Math"/>
                   </w:rPr>
                   <m:t>t</m:t>
                 </m:r>
@@ -3218,7 +3218,7 @@
           <m:den>
             <m:r>
               <w:rPr>
-                <w:rFonts w:ascii="Cambria Math" w:eastAsia="宋体" w:hAnsi="Cambria Math" w:cs="Cambria Math"/>
+                <w:rFonts w:ascii="Times New Roman" w:eastAsia="宋体" w:hAnsi="Times New Roman" w:cs="Cambria Math"/>
               </w:rPr>
               <m:t>2</m:t>
             </m:r>
@@ -3315,7 +3315,7 @@
       <m:oMath>
         <m:r>
           <w:rPr>
-            <w:rFonts w:ascii="Cambria Math" w:eastAsia="宋体" w:hAnsi="Cambria Math" w:cs="Cambria Math"/>
+            <w:rFonts w:ascii="Times New Roman" w:eastAsia="宋体" w:hAnsi="Times New Roman" w:cs="Cambria Math"/>
           </w:rPr>
           <m:t>1</m:t>
         </m:r>
@@ -3324,13 +3324,13 @@
             <m:nor/>
           </m:rPr>
           <w:rPr>
-            <w:rFonts w:ascii="Cambria Math" w:eastAsia="宋体" w:hAnsi="Cambria Math" w:cs="Cambria Math"/>
+            <w:rFonts w:ascii="Times New Roman" w:eastAsia="宋体" w:hAnsi="Times New Roman" w:cs="Cambria Math"/>
           </w:rPr>
           <m:t>kg</m:t>
         </m:r>
         <m:r>
           <w:rPr>
-            <w:rFonts w:ascii="Cambria Math" w:eastAsia="宋体" w:hAnsi="Cambria Math" w:cs="Cambria Math"/>
+            <w:rFonts w:ascii="Times New Roman" w:eastAsia="宋体" w:hAnsi="Times New Roman" w:cs="Cambria Math"/>
           </w:rPr>
           <m:t>=</m:t>
         </m:r>
@@ -3338,7 +3338,7 @@
           <m:num>
             <m:r>
               <w:rPr>
-                <w:rFonts w:ascii="Cambria Math" w:eastAsia="宋体" w:hAnsi="Cambria Math" w:cs="Cambria Math"/>
+                <w:rFonts w:ascii="Times New Roman" w:eastAsia="宋体" w:hAnsi="Times New Roman" w:cs="Cambria Math"/>
               </w:rPr>
               <m:t>h</m:t>
             </m:r>
@@ -3346,13 +3346,13 @@
           <m:den>
             <m:r>
               <w:rPr>
-                <w:rFonts w:ascii="Cambria Math" w:eastAsia="宋体" w:hAnsi="Cambria Math" w:cs="Cambria Math"/>
+                <w:rFonts w:ascii="Times New Roman" w:eastAsia="宋体" w:hAnsi="Times New Roman" w:cs="Cambria Math"/>
               </w:rPr>
               <m:t>6.62607015</m:t>
             </m:r>
             <m:r>
               <w:rPr>
-                <w:rFonts w:ascii="Cambria Math" w:eastAsia="宋体" w:hAnsi="Cambria Math" w:cs="Cambria Math"/>
+                <w:rFonts w:ascii="Times New Roman" w:eastAsia="宋体" w:hAnsi="Times New Roman" w:cs="Cambria Math"/>
               </w:rPr>
               <m:t>×</m:t>
             </m:r>
@@ -3360,7 +3360,7 @@
               <m:e>
                 <m:r>
                   <w:rPr>
-                    <w:rFonts w:ascii="Cambria Math" w:eastAsia="宋体" w:hAnsi="Cambria Math" w:cs="Cambria Math"/>
+                    <w:rFonts w:ascii="Times New Roman" w:eastAsia="宋体" w:hAnsi="Times New Roman" w:cs="Cambria Math"/>
                   </w:rPr>
                   <m:t>10</m:t>
                 </m:r>
@@ -3368,13 +3368,13 @@
               <m:sup>
                 <m:r>
                   <w:rPr>
-                    <w:rFonts w:ascii="Cambria Math" w:eastAsia="宋体" w:hAnsi="Cambria Math" w:cs="Cambria Math"/>
+                    <w:rFonts w:ascii="Times New Roman" w:eastAsia="宋体" w:hAnsi="Times New Roman" w:cs="Cambria Math"/>
                   </w:rPr>
                   <m:t>−</m:t>
                 </m:r>
                 <m:r>
                   <w:rPr>
-                    <w:rFonts w:ascii="Cambria Math" w:eastAsia="宋体" w:hAnsi="Cambria Math" w:cs="Cambria Math"/>
+                    <w:rFonts w:ascii="Times New Roman" w:eastAsia="宋体" w:hAnsi="Times New Roman" w:cs="Cambria Math"/>
                   </w:rPr>
                   <m:t>34</m:t>
                 </m:r>
@@ -3387,7 +3387,7 @@
                     <m:nor/>
                   </m:rPr>
                   <w:rPr>
-                    <w:rFonts w:ascii="Cambria Math" w:eastAsia="宋体" w:hAnsi="Cambria Math" w:cs="Cambria Math"/>
+                    <w:rFonts w:ascii="Times New Roman" w:eastAsia="宋体" w:hAnsi="Times New Roman" w:cs="Cambria Math"/>
                   </w:rPr>
                   <m:t>m</m:t>
                 </m:r>
@@ -3395,7 +3395,7 @@
               <m:sup>
                 <m:r>
                   <w:rPr>
-                    <w:rFonts w:ascii="Cambria Math" w:eastAsia="宋体" w:hAnsi="Cambria Math" w:cs="Cambria Math"/>
+                    <w:rFonts w:ascii="Times New Roman" w:eastAsia="宋体" w:hAnsi="Times New Roman" w:cs="Cambria Math"/>
                   </w:rPr>
                   <m:t>2</m:t>
                 </m:r>
@@ -3403,7 +3403,7 @@
             </m:sSup>
             <m:r>
               <w:rPr>
-                <w:rFonts w:ascii="Cambria Math" w:eastAsia="宋体" w:hAnsi="Cambria Math" w:cs="Cambria Math"/>
+                <w:rFonts w:ascii="Times New Roman" w:eastAsia="宋体" w:hAnsi="Times New Roman" w:cs="Cambria Math"/>
               </w:rPr>
               <m:t>⋅</m:t>
             </m:r>
@@ -3414,7 +3414,7 @@
                     <m:nor/>
                   </m:rPr>
                   <w:rPr>
-                    <w:rFonts w:ascii="Cambria Math" w:eastAsia="宋体" w:hAnsi="Cambria Math" w:cs="Cambria Math"/>
+                    <w:rFonts w:ascii="Times New Roman" w:eastAsia="宋体" w:hAnsi="Times New Roman" w:cs="Cambria Math"/>
                   </w:rPr>
                   <m:t>s</m:t>
                 </m:r>
@@ -3422,13 +3422,13 @@
               <m:sup>
                 <m:r>
                   <w:rPr>
-                    <w:rFonts w:ascii="Cambria Math" w:eastAsia="宋体" w:hAnsi="Cambria Math" w:cs="Cambria Math"/>
+                    <w:rFonts w:ascii="Times New Roman" w:eastAsia="宋体" w:hAnsi="Times New Roman" w:cs="Cambria Math"/>
                   </w:rPr>
                   <m:t>−</m:t>
                 </m:r>
                 <m:r>
                   <w:rPr>
-                    <w:rFonts w:ascii="Cambria Math" w:eastAsia="宋体" w:hAnsi="Cambria Math" w:cs="Cambria Math"/>
+                    <w:rFonts w:ascii="Times New Roman" w:eastAsia="宋体" w:hAnsi="Times New Roman" w:cs="Cambria Math"/>
                   </w:rPr>
                   <m:t>1</m:t>
                 </m:r>
@@ -3618,7 +3618,7 @@
       <m:oMath>
         <m:r>
           <w:rPr>
-            <w:rFonts w:ascii="Cambria Math" w:eastAsia="宋体" w:hAnsi="Cambria Math" w:cs="Cambria Math"/>
+            <w:rFonts w:ascii="Times New Roman" w:eastAsia="宋体" w:hAnsi="Times New Roman" w:cs="Cambria Math"/>
           </w:rPr>
           <m:t>1</m:t>
         </m:r>
@@ -3627,13 +3627,13 @@
             <m:nor/>
           </m:rPr>
           <w:rPr>
-            <w:rFonts w:ascii="Cambria Math" w:eastAsia="宋体" w:hAnsi="Cambria Math" w:cs="Cambria Math"/>
+            <w:rFonts w:ascii="Times New Roman" w:eastAsia="宋体" w:hAnsi="Times New Roman" w:cs="Cambria Math"/>
           </w:rPr>
           <m:t>kg</m:t>
         </m:r>
         <m:r>
           <w:rPr>
-            <w:rFonts w:ascii="Cambria Math" w:eastAsia="宋体" w:hAnsi="Cambria Math" w:cs="Cambria Math"/>
+            <w:rFonts w:ascii="Times New Roman" w:eastAsia="宋体" w:hAnsi="Times New Roman" w:cs="Cambria Math"/>
           </w:rPr>
           <m:t>=</m:t>
         </m:r>
@@ -3641,7 +3641,7 @@
           <m:num>
             <m:r>
               <w:rPr>
-                <w:rFonts w:ascii="Cambria Math" w:eastAsia="宋体" w:hAnsi="Cambria Math" w:cs="Cambria Math"/>
+                <w:rFonts w:ascii="Times New Roman" w:eastAsia="宋体" w:hAnsi="Times New Roman" w:cs="Cambria Math"/>
               </w:rPr>
               <m:t>h</m:t>
             </m:r>
@@ -3649,13 +3649,13 @@
           <m:den>
             <m:r>
               <w:rPr>
-                <w:rFonts w:ascii="Cambria Math" w:eastAsia="宋体" w:hAnsi="Cambria Math" w:cs="Cambria Math"/>
+                <w:rFonts w:ascii="Times New Roman" w:eastAsia="宋体" w:hAnsi="Times New Roman" w:cs="Cambria Math"/>
               </w:rPr>
               <m:t>6.62607015</m:t>
             </m:r>
             <m:r>
               <w:rPr>
-                <w:rFonts w:ascii="Cambria Math" w:eastAsia="宋体" w:hAnsi="Cambria Math" w:cs="Cambria Math"/>
+                <w:rFonts w:ascii="Times New Roman" w:eastAsia="宋体" w:hAnsi="Times New Roman" w:cs="Cambria Math"/>
               </w:rPr>
               <m:t>×</m:t>
             </m:r>
@@ -3663,7 +3663,7 @@
               <m:e>
                 <m:r>
                   <w:rPr>
-                    <w:rFonts w:ascii="Cambria Math" w:eastAsia="宋体" w:hAnsi="Cambria Math" w:cs="Cambria Math"/>
+                    <w:rFonts w:ascii="Times New Roman" w:eastAsia="宋体" w:hAnsi="Times New Roman" w:cs="Cambria Math"/>
                   </w:rPr>
                   <m:t>10</m:t>
                 </m:r>
@@ -3671,13 +3671,13 @@
               <m:sup>
                 <m:r>
                   <w:rPr>
-                    <w:rFonts w:ascii="Cambria Math" w:eastAsia="宋体" w:hAnsi="Cambria Math" w:cs="Cambria Math"/>
+                    <w:rFonts w:ascii="Times New Roman" w:eastAsia="宋体" w:hAnsi="Times New Roman" w:cs="Cambria Math"/>
                   </w:rPr>
                   <m:t>−</m:t>
                 </m:r>
                 <m:r>
                   <w:rPr>
-                    <w:rFonts w:ascii="Cambria Math" w:eastAsia="宋体" w:hAnsi="Cambria Math" w:cs="Cambria Math"/>
+                    <w:rFonts w:ascii="Times New Roman" w:eastAsia="宋体" w:hAnsi="Times New Roman" w:cs="Cambria Math"/>
                   </w:rPr>
                   <m:t>34</m:t>
                 </m:r>
@@ -3690,7 +3690,7 @@
                     <m:nor/>
                   </m:rPr>
                   <w:rPr>
-                    <w:rFonts w:ascii="Cambria Math" w:eastAsia="宋体" w:hAnsi="Cambria Math" w:cs="Cambria Math"/>
+                    <w:rFonts w:ascii="Times New Roman" w:eastAsia="宋体" w:hAnsi="Times New Roman" w:cs="Cambria Math"/>
                   </w:rPr>
                   <m:t>m</m:t>
                 </m:r>
@@ -3698,7 +3698,7 @@
               <m:sup>
                 <m:r>
                   <w:rPr>
-                    <w:rFonts w:ascii="Cambria Math" w:eastAsia="宋体" w:hAnsi="Cambria Math" w:cs="Cambria Math"/>
+                    <w:rFonts w:ascii="Times New Roman" w:eastAsia="宋体" w:hAnsi="Times New Roman" w:cs="Cambria Math"/>
                   </w:rPr>
                   <m:t>2</m:t>
                 </m:r>
@@ -3706,7 +3706,7 @@
             </m:sSup>
             <m:r>
               <w:rPr>
-                <w:rFonts w:ascii="Cambria Math" w:eastAsia="宋体" w:hAnsi="Cambria Math" w:cs="Cambria Math"/>
+                <w:rFonts w:ascii="Times New Roman" w:eastAsia="宋体" w:hAnsi="Times New Roman" w:cs="Cambria Math"/>
               </w:rPr>
               <m:t>⋅</m:t>
             </m:r>
@@ -3717,7 +3717,7 @@
                     <m:nor/>
                   </m:rPr>
                   <w:rPr>
-                    <w:rFonts w:ascii="Cambria Math" w:eastAsia="宋体" w:hAnsi="Cambria Math" w:cs="Cambria Math"/>
+                    <w:rFonts w:ascii="Times New Roman" w:eastAsia="宋体" w:hAnsi="Times New Roman" w:cs="Cambria Math"/>
                   </w:rPr>
                   <m:t>s</m:t>
                 </m:r>
@@ -3725,13 +3725,13 @@
               <m:sup>
                 <m:r>
                   <w:rPr>
-                    <w:rFonts w:ascii="Cambria Math" w:eastAsia="宋体" w:hAnsi="Cambria Math" w:cs="Cambria Math"/>
+                    <w:rFonts w:ascii="Times New Roman" w:eastAsia="宋体" w:hAnsi="Times New Roman" w:cs="Cambria Math"/>
                   </w:rPr>
                   <m:t>−</m:t>
                 </m:r>
                 <m:r>
                   <w:rPr>
-                    <w:rFonts w:ascii="Cambria Math" w:eastAsia="宋体" w:hAnsi="Cambria Math" w:cs="Cambria Math"/>
+                    <w:rFonts w:ascii="Times New Roman" w:eastAsia="宋体" w:hAnsi="Times New Roman" w:cs="Cambria Math"/>
                   </w:rPr>
                   <m:t>1</m:t>
                 </m:r>
@@ -3814,7 +3814,7 @@
       <m:oMath>
         <m:r>
           <w:rPr>
-            <w:rFonts w:ascii="Cambria Math" w:eastAsia="宋体" w:hAnsi="Cambria Math" w:cs="Cambria Math"/>
+            <w:rFonts w:ascii="Times New Roman" w:eastAsia="宋体" w:hAnsi="Times New Roman" w:cs="Cambria Math"/>
           </w:rPr>
           <m:t>1</m:t>
         </m:r>
@@ -3823,19 +3823,19 @@
             <m:nor/>
           </m:rPr>
           <w:rPr>
-            <w:rFonts w:ascii="Cambria Math" w:eastAsia="宋体" w:hAnsi="Cambria Math" w:cs="Cambria Math"/>
+            <w:rFonts w:ascii="Times New Roman" w:eastAsia="宋体" w:hAnsi="Times New Roman" w:cs="Cambria Math"/>
           </w:rPr>
           <m:t>N</m:t>
         </m:r>
         <m:r>
           <w:rPr>
-            <w:rFonts w:ascii="Cambria Math" w:eastAsia="宋体" w:hAnsi="Cambria Math" w:cs="Cambria Math"/>
+            <w:rFonts w:ascii="Times New Roman" w:eastAsia="宋体" w:hAnsi="Times New Roman" w:cs="Cambria Math"/>
           </w:rPr>
           <m:t>=</m:t>
         </m:r>
         <m:r>
           <w:rPr>
-            <w:rFonts w:ascii="Cambria Math" w:eastAsia="宋体" w:hAnsi="Cambria Math" w:cs="Cambria Math"/>
+            <w:rFonts w:ascii="Times New Roman" w:eastAsia="宋体" w:hAnsi="Times New Roman" w:cs="Cambria Math"/>
           </w:rPr>
           <m:t>1</m:t>
         </m:r>
@@ -3844,13 +3844,13 @@
             <m:nor/>
           </m:rPr>
           <w:rPr>
-            <w:rFonts w:ascii="Cambria Math" w:eastAsia="宋体" w:hAnsi="Cambria Math" w:cs="Cambria Math"/>
+            <w:rFonts w:ascii="Times New Roman" w:eastAsia="宋体" w:hAnsi="Times New Roman" w:cs="Cambria Math"/>
           </w:rPr>
           <m:t>kg</m:t>
         </m:r>
         <m:r>
           <w:rPr>
-            <w:rFonts w:ascii="Cambria Math" w:eastAsia="宋体" w:hAnsi="Cambria Math" w:cs="Cambria Math"/>
+            <w:rFonts w:ascii="Times New Roman" w:eastAsia="宋体" w:hAnsi="Times New Roman" w:cs="Cambria Math"/>
           </w:rPr>
           <m:t>⋅</m:t>
         </m:r>
@@ -3859,13 +3859,13 @@
             <m:nor/>
           </m:rPr>
           <w:rPr>
-            <w:rFonts w:ascii="Cambria Math" w:eastAsia="宋体" w:hAnsi="Cambria Math" w:cs="Cambria Math"/>
+            <w:rFonts w:ascii="Times New Roman" w:eastAsia="宋体" w:hAnsi="Times New Roman" w:cs="Cambria Math"/>
           </w:rPr>
           <m:t>m</m:t>
         </m:r>
         <m:r>
           <w:rPr>
-            <w:rFonts w:ascii="Cambria Math" w:eastAsia="宋体" w:hAnsi="Cambria Math" w:cs="Cambria Math"/>
+            <w:rFonts w:ascii="Times New Roman" w:eastAsia="宋体" w:hAnsi="Times New Roman" w:cs="Cambria Math"/>
           </w:rPr>
           <m:t>⋅</m:t>
         </m:r>
@@ -3876,7 +3876,7 @@
                 <m:nor/>
               </m:rPr>
               <w:rPr>
-                <w:rFonts w:ascii="Cambria Math" w:eastAsia="宋体" w:hAnsi="Cambria Math" w:cs="Cambria Math"/>
+                <w:rFonts w:ascii="Times New Roman" w:eastAsia="宋体" w:hAnsi="Times New Roman" w:cs="Cambria Math"/>
               </w:rPr>
               <m:t>s</m:t>
             </m:r>
@@ -3884,13 +3884,13 @@
           <m:sup>
             <m:r>
               <w:rPr>
-                <w:rFonts w:ascii="Cambria Math" w:eastAsia="宋体" w:hAnsi="Cambria Math" w:cs="Cambria Math"/>
+                <w:rFonts w:ascii="Times New Roman" w:eastAsia="宋体" w:hAnsi="Times New Roman" w:cs="Cambria Math"/>
               </w:rPr>
               <m:t>−</m:t>
             </m:r>
             <m:r>
               <w:rPr>
-                <w:rFonts w:ascii="Cambria Math" w:eastAsia="宋体" w:hAnsi="Cambria Math" w:cs="Cambria Math"/>
+                <w:rFonts w:ascii="Times New Roman" w:eastAsia="宋体" w:hAnsi="Times New Roman" w:cs="Cambria Math"/>
               </w:rPr>
               <m:t>2</m:t>
             </m:r>
@@ -3920,7 +3920,7 @@
       <m:oMath>
         <m:r>
           <w:rPr>
-            <w:rFonts w:ascii="Cambria Math" w:eastAsia="宋体" w:hAnsi="Cambria Math" w:cs="Cambria Math"/>
+            <w:rFonts w:ascii="Times New Roman" w:eastAsia="宋体" w:hAnsi="Times New Roman" w:cs="Cambria Math"/>
           </w:rPr>
           <m:t>1</m:t>
         </m:r>
@@ -3929,19 +3929,19 @@
             <m:nor/>
           </m:rPr>
           <w:rPr>
-            <w:rFonts w:ascii="Cambria Math" w:eastAsia="宋体" w:hAnsi="Cambria Math" w:cs="Cambria Math"/>
+            <w:rFonts w:ascii="Times New Roman" w:eastAsia="宋体" w:hAnsi="Times New Roman" w:cs="Cambria Math"/>
           </w:rPr>
           <m:t>J</m:t>
         </m:r>
         <m:r>
           <w:rPr>
-            <w:rFonts w:ascii="Cambria Math" w:eastAsia="宋体" w:hAnsi="Cambria Math" w:cs="Cambria Math"/>
+            <w:rFonts w:ascii="Times New Roman" w:eastAsia="宋体" w:hAnsi="Times New Roman" w:cs="Cambria Math"/>
           </w:rPr>
           <m:t>=</m:t>
         </m:r>
         <m:r>
           <w:rPr>
-            <w:rFonts w:ascii="Cambria Math" w:eastAsia="宋体" w:hAnsi="Cambria Math" w:cs="Cambria Math"/>
+            <w:rFonts w:ascii="Times New Roman" w:eastAsia="宋体" w:hAnsi="Times New Roman" w:cs="Cambria Math"/>
           </w:rPr>
           <m:t>1</m:t>
         </m:r>
@@ -3950,13 +3950,13 @@
             <m:nor/>
           </m:rPr>
           <w:rPr>
-            <w:rFonts w:ascii="Cambria Math" w:eastAsia="宋体" w:hAnsi="Cambria Math" w:cs="Cambria Math"/>
+            <w:rFonts w:ascii="Times New Roman" w:eastAsia="宋体" w:hAnsi="Times New Roman" w:cs="Cambria Math"/>
           </w:rPr>
           <m:t>N</m:t>
         </m:r>
         <m:r>
           <w:rPr>
-            <w:rFonts w:ascii="Cambria Math" w:eastAsia="宋体" w:hAnsi="Cambria Math" w:cs="Cambria Math"/>
+            <w:rFonts w:ascii="Times New Roman" w:eastAsia="宋体" w:hAnsi="Times New Roman" w:cs="Cambria Math"/>
           </w:rPr>
           <m:t>⋅</m:t>
         </m:r>
@@ -3965,7 +3965,7 @@
             <m:nor/>
           </m:rPr>
           <w:rPr>
-            <w:rFonts w:ascii="Cambria Math" w:eastAsia="宋体" w:hAnsi="Cambria Math" w:cs="Cambria Math"/>
+            <w:rFonts w:ascii="Times New Roman" w:eastAsia="宋体" w:hAnsi="Times New Roman" w:cs="Cambria Math"/>
           </w:rPr>
           <m:t>m</m:t>
         </m:r>
@@ -4029,10 +4029,10 @@
       </w:r>
     </w:p>
     <w:sectPr>
-      <w:footerReference w:type="even" r:id="rId49"/>
-      <w:footerReference w:type="default" r:id="rId50"/>
-      <w:pgSz w:w="11906" w:h="16838" w:code="9"/>
-      <w:pgMar w:top="720" w:right="720" w:bottom="720" w:left="720" w:header="851" w:footer="425" w:gutter="0"/>
+      <w:footerReference w:type="default" r:id="rId49"/>
+      <w:pgSz w:w="11906" w:h="16838"/>
+      <w:pgMar w:top="720" w:right="720" w:bottom="720" w:left="720" w:header="720" w:footer="720" w:gutter="0"/>
+      <w:pgNumType w:start="1"/>
       <w:cols w:num="1" w:sep="1" w:space="425"/>
       <w:docGrid w:type="lines" w:linePitch="312"/>
     </w:sectPr>
@@ -4041,128 +4041,10 @@
 </file>
 
 <file path=word/footer1.xml><?xml version="1.0" encoding="utf-8"?>
-<w:ftr xmlns:wpc="http://schemas.microsoft.com/office/word/2010/wordprocessingCanvas" xmlns:cx="http://schemas.microsoft.com/office/drawing/2014/chartex" xmlns:cx1="http://schemas.microsoft.com/office/drawing/2015/9/8/chartex" xmlns:cx2="http://schemas.microsoft.com/office/drawing/2015/10/21/chartex" xmlns:cx3="http://schemas.microsoft.com/office/drawing/2016/5/9/chartex" xmlns:cx4="http://schemas.microsoft.com/office/drawing/2016/5/10/chartex" xmlns:cx5="http://schemas.microsoft.com/office/drawing/2016/5/11/chartex" xmlns:mc="http://schemas.openxmlformats.org/markup-compatibility/2006" xmlns:o="urn:schemas-microsoft-com:office:office" xmlns:r="http://schemas.openxmlformats.org/officeDocument/2006/relationships" xmlns:m="http://schemas.openxmlformats.org/officeDocument/2006/math" xmlns:v="urn:schemas-microsoft-com:vml" xmlns:wp14="http://schemas.microsoft.com/office/word/2010/wordprocessingDrawing" xmlns:wp="http://schemas.openxmlformats.org/drawingml/2006/wordprocessingDrawing" xmlns:w10="urn:schemas-microsoft-com:office:word" xmlns:w="http://schemas.openxmlformats.org/wordprocessingml/2006/main" xmlns:w14="http://schemas.microsoft.com/office/word/2010/wordml" xmlns:w15="http://schemas.microsoft.com/office/word/2012/wordml" xmlns:wne="http://schemas.microsoft.com/office/word/2006/wordml" xmlns:wpg="http://schemas.microsoft.com/office/word/2010/wordprocessingGroup" xmlns:wpi="http://schemas.microsoft.com/office/word/2010/wordprocessingInk" xmlns:wps="http://schemas.microsoft.com/office/word/2010/wordprocessingShape" mc:Ignorable="w14 w15 wp14">
+<w:ftr xmlns:w="http://schemas.openxmlformats.org/wordprocessingml/2006/main" xmlns:r="http://schemas.openxmlformats.org/officeDocument/2006/relationships">
   <w:p>
     <w:pPr>
       <w:jc w:val="center"/>
-    </w:pPr>
-    <w:r>
-      <w:rPr>
-        <w:rFonts w:hint="eastAsia"/>
-      </w:rPr>
-      <w:t>试卷第</w:t>
-    </w:r>
-    <w:r>
-      <w:fldChar w:fldCharType="begin"/>
-    </w:r>
-    <w:r>
-      <w:instrText xml:space="preserve"> =</w:instrText>
-    </w:r>
-    <w:r>
-      <w:fldChar w:fldCharType="begin"/>
-    </w:r>
-    <w:r>
-      <w:instrText xml:space="preserve">page  </w:instrText>
-    </w:r>
-    <w:r>
-      <w:fldChar w:fldCharType="separate"/>
-    </w:r>
-    <w:r>
-      <w:rPr>
-        <w:noProof/>
-      </w:rPr>
-      <w:instrText>1</w:instrText>
-    </w:r>
-    <w:r>
-      <w:rPr>
-        <w:noProof/>
-      </w:rPr>
-      <w:fldChar w:fldCharType="end"/>
-    </w:r>
-    <w:r>
-      <w:instrText xml:space="preserve"> </w:instrText>
-    </w:r>
-    <w:r>
-      <w:fldChar w:fldCharType="separate"/>
-    </w:r>
-    <w:r>
-      <w:rPr>
-        <w:noProof/>
-      </w:rPr>
-      <w:t>1</w:t>
-    </w:r>
-    <w:r>
-      <w:fldChar w:fldCharType="end"/>
-    </w:r>
-    <w:r>
-      <w:rPr>
-        <w:rFonts w:hint="eastAsia"/>
-      </w:rPr>
-      <w:t>页，共</w:t>
-    </w:r>
-    <w:r>
-      <w:fldChar w:fldCharType="begin"/>
-    </w:r>
-    <w:r>
-      <w:instrText xml:space="preserve"> =</w:instrText>
-    </w:r>
-    <w:r>
-      <w:fldChar w:fldCharType="begin"/>
-    </w:r>
-    <w:r>
-      <w:instrText xml:space="preserve">sectionpages  </w:instrText>
-    </w:r>
-    <w:r>
-      <w:fldChar w:fldCharType="separate"/>
-    </w:r>
-    <w:r>
-      <w:rPr>
-        <w:noProof/>
-      </w:rPr>
-      <w:instrText>3</w:instrText>
-    </w:r>
-    <w:r>
-      <w:rPr>
-        <w:noProof/>
-      </w:rPr>
-      <w:fldChar w:fldCharType="end"/>
-    </w:r>
-    <w:r>
-      <w:instrText xml:space="preserve"> </w:instrText>
-    </w:r>
-    <w:r>
-      <w:fldChar w:fldCharType="separate"/>
-    </w:r>
-    <w:r>
-      <w:rPr>
-        <w:noProof/>
-      </w:rPr>
-      <w:t>3</w:t>
-    </w:r>
-    <w:r>
-      <w:fldChar w:fldCharType="end"/>
-    </w:r>
-    <w:r>
-      <w:rPr>
-        <w:rFonts w:hint="eastAsia"/>
-      </w:rPr>
-      <w:t>页</w:t>
-    </w:r>
-  </w:p>
-</w:ftr>
-</file>
-
-<file path=word/footer2.xml><?xml version="1.0" encoding="utf-8"?>
-<w:ftr xmlns:wpc="http://schemas.microsoft.com/office/word/2010/wordprocessingCanvas" xmlns:cx="http://schemas.microsoft.com/office/drawing/2014/chartex" xmlns:cx1="http://schemas.microsoft.com/office/drawing/2015/9/8/chartex" xmlns:cx2="http://schemas.microsoft.com/office/drawing/2015/10/21/chartex" xmlns:cx3="http://schemas.microsoft.com/office/drawing/2016/5/9/chartex" xmlns:cx4="http://schemas.microsoft.com/office/drawing/2016/5/10/chartex" xmlns:cx5="http://schemas.microsoft.com/office/drawing/2016/5/11/chartex" xmlns:mc="http://schemas.openxmlformats.org/markup-compatibility/2006" xmlns:o="urn:schemas-microsoft-com:office:office" xmlns:r="http://schemas.openxmlformats.org/officeDocument/2006/relationships" xmlns:m="http://schemas.openxmlformats.org/officeDocument/2006/math" xmlns:v="urn:schemas-microsoft-com:vml" xmlns:wp14="http://schemas.microsoft.com/office/word/2010/wordprocessingDrawing" xmlns:wp="http://schemas.openxmlformats.org/drawingml/2006/wordprocessingDrawing" xmlns:w10="urn:schemas-microsoft-com:office:word" xmlns:w="http://schemas.openxmlformats.org/wordprocessingml/2006/main" xmlns:w14="http://schemas.microsoft.com/office/word/2010/wordml" xmlns:w15="http://schemas.microsoft.com/office/word/2012/wordml" xmlns:wne="http://schemas.microsoft.com/office/word/2006/wordml" xmlns:wpg="http://schemas.microsoft.com/office/word/2010/wordprocessingGroup" xmlns:wpi="http://schemas.microsoft.com/office/word/2010/wordprocessingInk" xmlns:wps="http://schemas.microsoft.com/office/word/2010/wordprocessingShape" mc:Ignorable="w14 w15 wp14">
-  <w:p>
-    <w:pPr>
-      <w:spacing w:before="0" w:after="0" w:line="300" w:lineRule="auto"/>
-      <w:jc w:val="left"/>
-      <w:rPr>
-        <w:rFonts w:ascii="Times New Roman" w:hAnsi="Times New Roman" w:eastAsia="宋体"/>
-        <w:sz w:val="21"/>
-        <w:szCs w:val="21"/>
-      </w:rPr>
     </w:pPr>
     <w:r>
       <w:rPr>
@@ -4170,71 +4052,43 @@
         <w:sz w:val="21"/>
         <w:szCs w:val="21"/>
       </w:rPr>
-      <w:t xml:space="preserve">第 </w:t>
+      <w:t xml:space="preserve">第</w:t>
     </w:r>
+    <w:fldSimple w:instr=" PAGE ">
+      <w:r>
+        <w:rPr>
+          <w:rFonts w:ascii="Times New Roman" w:hAnsi="Times New Roman" w:eastAsia="宋体"/>
+          <w:sz w:val="21"/>
+          <w:szCs w:val="21"/>
+        </w:rPr>
+        <w:t xml:space="preserve">1</w:t>
+      </w:r>
+    </w:fldSimple>
     <w:r>
       <w:rPr>
         <w:rFonts w:ascii="Times New Roman" w:hAnsi="Times New Roman" w:eastAsia="宋体"/>
         <w:sz w:val="21"/>
         <w:szCs w:val="21"/>
       </w:rPr>
-      <w:fldChar w:fldCharType="begin"/>
+      <w:t xml:space="preserve">页（共</w:t>
     </w:r>
+    <w:fldSimple w:instr=" NUMPAGES ">
+      <w:r>
+        <w:rPr>
+          <w:rFonts w:ascii="Times New Roman" w:hAnsi="Times New Roman" w:eastAsia="宋体"/>
+          <w:sz w:val="21"/>
+          <w:szCs w:val="21"/>
+        </w:rPr>
+        <w:t xml:space="preserve">1</w:t>
+      </w:r>
+    </w:fldSimple>
     <w:r>
       <w:rPr>
         <w:rFonts w:ascii="Times New Roman" w:hAnsi="Times New Roman" w:eastAsia="宋体"/>
         <w:sz w:val="21"/>
         <w:szCs w:val="21"/>
       </w:rPr>
-      <w:instrText xml:space="preserve"> PAGE </w:instrText>
-    </w:r>
-    <w:r>
-      <w:rPr>
-        <w:rFonts w:ascii="Times New Roman" w:hAnsi="Times New Roman" w:eastAsia="宋体"/>
-        <w:sz w:val="21"/>
-        <w:szCs w:val="21"/>
-      </w:rPr>
-      <w:fldChar w:fldCharType="end"/>
-    </w:r>
-    <w:r>
-      <w:rPr>
-        <w:rFonts w:ascii="Times New Roman" w:hAnsi="Times New Roman" w:eastAsia="宋体"/>
-        <w:sz w:val="21"/>
-        <w:szCs w:val="21"/>
-      </w:rPr>
-      <w:t xml:space="preserve"> 页　共 </w:t>
-    </w:r>
-    <w:r>
-      <w:rPr>
-        <w:rFonts w:ascii="Times New Roman" w:hAnsi="Times New Roman" w:eastAsia="宋体"/>
-        <w:sz w:val="21"/>
-        <w:szCs w:val="21"/>
-      </w:rPr>
-      <w:fldChar w:fldCharType="begin"/>
-    </w:r>
-    <w:r>
-      <w:rPr>
-        <w:rFonts w:ascii="Times New Roman" w:hAnsi="Times New Roman" w:eastAsia="宋体"/>
-        <w:sz w:val="21"/>
-        <w:szCs w:val="21"/>
-      </w:rPr>
-      <w:instrText xml:space="preserve"> NUMPAGES </w:instrText>
-    </w:r>
-    <w:r>
-      <w:rPr>
-        <w:rFonts w:ascii="Times New Roman" w:hAnsi="Times New Roman" w:eastAsia="宋体"/>
-        <w:sz w:val="21"/>
-        <w:szCs w:val="21"/>
-      </w:rPr>
-      <w:fldChar w:fldCharType="end"/>
-    </w:r>
-    <w:r>
-      <w:rPr>
-        <w:rFonts w:ascii="Times New Roman" w:hAnsi="Times New Roman" w:eastAsia="宋体"/>
-        <w:sz w:val="21"/>
-        <w:szCs w:val="21"/>
-      </w:rPr>
-      <w:t xml:space="preserve"> 页</w:t>
+      <w:t xml:space="preserve">页）</w:t>
     </w:r>
   </w:p>
 </w:ftr>

--- a/高中物理/高中物理同步/人教版必修3 第13章 电磁感应与电磁波初步·中档卷（4题）.docx
+++ b/高中物理/高中物理同步/人教版必修3 第13章 电磁感应与电磁波初步·中档卷（4题）.docx
@@ -747,11 +747,9 @@
       <w:r>
         <w:rPr>
           <w:rFonts w:ascii="Times New Roman" w:eastAsia="宋体" w:hAnsi="Times New Roman" w:cs="Times New Roman"/>
-          <w:strike w:val="0"/>
           <w:kern w:val="0"/>
           <w:sz w:val="21"/>
           <w:szCs w:val="21"/>
-          <w:u w:val="none"/>
         </w:rPr>
         <w:drawing>
           <wp:inline>
@@ -2220,11 +2218,9 @@
       <w:r>
         <w:rPr>
           <w:rFonts w:ascii="Times New Roman" w:eastAsia="宋体" w:hAnsi="Times New Roman" w:cs="Times New Roman"/>
-          <w:strike w:val="0"/>
           <w:kern w:val="0"/>
           <w:sz w:val="21"/>
           <w:szCs w:val="21"/>
-          <w:u w:val="none"/>
         </w:rPr>
         <w:drawing>
           <wp:inline>
@@ -4031,7 +4027,7 @@
     <w:sectPr>
       <w:footerReference w:type="default" r:id="rId49"/>
       <w:pgSz w:w="11906" w:h="16838"/>
-      <w:pgMar w:top="720" w:right="720" w:bottom="720" w:left="720" w:header="720" w:footer="720" w:gutter="0"/>
+      <w:pgMar w:top="850" w:right="850" w:bottom="850" w:left="850" w:header="850" w:footer="850" w:gutter="0"/>
       <w:pgNumType w:start="1"/>
       <w:cols w:num="1" w:sep="1" w:space="425"/>
       <w:docGrid w:type="lines" w:linePitch="312"/>
@@ -4046,6 +4042,14 @@
     <w:pPr>
       <w:jc w:val="center"/>
     </w:pPr>
+    <w:r>
+      <w:rPr>
+        <w:rFonts w:ascii="Times New Roman" w:hAnsi="Times New Roman" w:eastAsia="宋体"/>
+        <w:sz w:val="21"/>
+        <w:szCs w:val="21"/>
+      </w:rPr>
+      <w:t xml:space="preserve">第13章·中档　</w:t>
+    </w:r>
     <w:r>
       <w:rPr>
         <w:rFonts w:ascii="Times New Roman" w:hAnsi="Times New Roman" w:eastAsia="宋体"/>

--- a/高中物理/高中物理同步/人教版必修3 第13章 电磁感应与电磁波初步·中档卷（4题）.docx
+++ b/高中物理/高中物理同步/人教版必修3 第13章 电磁感应与电磁波初步·中档卷（4题）.docx
@@ -4106,7 +4106,7 @@
         <w:rFonts w:ascii="Times New Roman" w:eastAsia="宋体" w:hAnsi="Times New Roman" w:cs="Times New Roman"/>
         <w:kern w:val="2"/>
         <w:sz w:val="21"/>
-        <w:szCs w:val="22"/>
+        <w:szCs w:val="21"/>
         <w:lang w:val="en-US" w:eastAsia="zh-CN" w:bidi="ar-SA"/>
       </w:rPr>
     </w:rPrDefault>

--- a/高中物理/高中物理同步/人教版必修3 第13章 电磁感应与电磁波初步·中档卷（4题）.docx
+++ b/高中物理/高中物理同步/人教版必修3 第13章 电磁感应与电磁波初步·中档卷（4题）.docx
@@ -4037,14 +4037,14 @@
 </file>
 
 <file path=word/footer1.xml><?xml version="1.0" encoding="utf-8"?>
-<w:ftr xmlns:w="http://schemas.openxmlformats.org/wordprocessingml/2006/main" xmlns:r="http://schemas.openxmlformats.org/officeDocument/2006/relationships">
-  <w:p>
+<w:ftr xmlns:w="http://schemas.openxmlformats.org/wordprocessingml/2006/main">
+  <w:p xmlns:w="http://schemas.openxmlformats.org/wordprocessingml/2006/main">
     <w:pPr>
       <w:jc w:val="center"/>
     </w:pPr>
     <w:r>
       <w:rPr>
-        <w:rFonts w:ascii="Times New Roman" w:hAnsi="Times New Roman" w:eastAsia="宋体"/>
+        <w:rFonts w:ascii="Times New Roman" w:hAnsi="Times New Roman" w:eastAsia="宋体" w:cs="Times New Roman"/>
         <w:sz w:val="21"/>
         <w:szCs w:val="21"/>
       </w:rPr>
@@ -4052,47 +4052,107 @@
     </w:r>
     <w:r>
       <w:rPr>
-        <w:rFonts w:ascii="Times New Roman" w:hAnsi="Times New Roman" w:eastAsia="宋体"/>
+        <w:rFonts w:ascii="Times New Roman" w:hAnsi="Times New Roman" w:eastAsia="宋体" w:cs="Times New Roman"/>
         <w:sz w:val="21"/>
         <w:szCs w:val="21"/>
       </w:rPr>
-      <w:t xml:space="preserve">第</w:t>
+      <w:t>第</w:t>
     </w:r>
-    <w:fldSimple w:instr=" PAGE ">
-      <w:r>
-        <w:rPr>
-          <w:rFonts w:ascii="Times New Roman" w:hAnsi="Times New Roman" w:eastAsia="宋体"/>
-          <w:sz w:val="21"/>
-          <w:szCs w:val="21"/>
-        </w:rPr>
-        <w:t xml:space="preserve">1</w:t>
-      </w:r>
-    </w:fldSimple>
     <w:r>
       <w:rPr>
-        <w:rFonts w:ascii="Times New Roman" w:hAnsi="Times New Roman" w:eastAsia="宋体"/>
+        <w:rFonts w:ascii="Times New Roman" w:hAnsi="Times New Roman" w:eastAsia="宋体" w:cs="Times New Roman"/>
         <w:sz w:val="21"/>
         <w:szCs w:val="21"/>
       </w:rPr>
-      <w:t xml:space="preserve">页（共</w:t>
+      <w:fldChar w:fldCharType="begin"/>
     </w:r>
-    <w:fldSimple w:instr=" NUMPAGES ">
-      <w:r>
-        <w:rPr>
-          <w:rFonts w:ascii="Times New Roman" w:hAnsi="Times New Roman" w:eastAsia="宋体"/>
-          <w:sz w:val="21"/>
-          <w:szCs w:val="21"/>
-        </w:rPr>
-        <w:t xml:space="preserve">1</w:t>
-      </w:r>
-    </w:fldSimple>
     <w:r>
       <w:rPr>
-        <w:rFonts w:ascii="Times New Roman" w:hAnsi="Times New Roman" w:eastAsia="宋体"/>
+        <w:rFonts w:ascii="Times New Roman" w:hAnsi="Times New Roman" w:eastAsia="宋体" w:cs="Times New Roman"/>
         <w:sz w:val="21"/>
         <w:szCs w:val="21"/>
       </w:rPr>
-      <w:t xml:space="preserve">页）</w:t>
+      <w:instrText xml:space="preserve"> PAGE </w:instrText>
+    </w:r>
+    <w:r>
+      <w:rPr>
+        <w:rFonts w:ascii="Times New Roman" w:hAnsi="Times New Roman" w:eastAsia="宋体" w:cs="Times New Roman"/>
+        <w:sz w:val="21"/>
+        <w:szCs w:val="21"/>
+      </w:rPr>
+      <w:fldChar w:fldCharType="separate"/>
+    </w:r>
+    <w:r>
+      <w:rPr>
+        <w:rFonts w:ascii="Times New Roman" w:hAnsi="Times New Roman" w:eastAsia="宋体" w:cs="Times New Roman"/>
+        <w:sz w:val="21"/>
+        <w:szCs w:val="21"/>
+      </w:rPr>
+      <w:t>1</w:t>
+    </w:r>
+    <w:r>
+      <w:rPr>
+        <w:rFonts w:ascii="Times New Roman" w:hAnsi="Times New Roman" w:eastAsia="宋体" w:cs="Times New Roman"/>
+        <w:sz w:val="21"/>
+        <w:szCs w:val="21"/>
+      </w:rPr>
+      <w:fldChar w:fldCharType="end"/>
+    </w:r>
+    <w:r>
+      <w:rPr>
+        <w:rFonts w:ascii="Times New Roman" w:hAnsi="Times New Roman" w:eastAsia="宋体" w:cs="Times New Roman"/>
+        <w:sz w:val="21"/>
+        <w:szCs w:val="21"/>
+      </w:rPr>
+      <w:t>页（共</w:t>
+    </w:r>
+    <w:r>
+      <w:rPr>
+        <w:rFonts w:ascii="Times New Roman" w:hAnsi="Times New Roman" w:eastAsia="宋体" w:cs="Times New Roman"/>
+        <w:sz w:val="21"/>
+        <w:szCs w:val="21"/>
+      </w:rPr>
+      <w:fldChar w:fldCharType="begin"/>
+    </w:r>
+    <w:r>
+      <w:rPr>
+        <w:rFonts w:ascii="Times New Roman" w:hAnsi="Times New Roman" w:eastAsia="宋体" w:cs="Times New Roman"/>
+        <w:sz w:val="21"/>
+        <w:szCs w:val="21"/>
+      </w:rPr>
+      <w:instrText xml:space="preserve"> NUMPAGES </w:instrText>
+    </w:r>
+    <w:r>
+      <w:rPr>
+        <w:rFonts w:ascii="Times New Roman" w:hAnsi="Times New Roman" w:eastAsia="宋体" w:cs="Times New Roman"/>
+        <w:sz w:val="21"/>
+        <w:szCs w:val="21"/>
+      </w:rPr>
+      <w:fldChar w:fldCharType="separate"/>
+    </w:r>
+    <w:r>
+      <w:rPr>
+        <w:rFonts w:ascii="Times New Roman" w:hAnsi="Times New Roman" w:eastAsia="宋体" w:cs="Times New Roman"/>
+        <w:sz w:val="21"/>
+        <w:szCs w:val="21"/>
+      </w:rPr>
+      <w:t>2</w:t>
+    </w:r>
+    <w:r>
+      <w:rPr>
+        <w:rFonts w:ascii="Times New Roman" w:hAnsi="Times New Roman" w:eastAsia="宋体" w:cs="Times New Roman"/>
+        <w:sz w:val="21"/>
+        <w:szCs w:val="21"/>
+      </w:rPr>
+      <w:fldChar w:fldCharType="end"/>
+    </w:r>
+    <w:r>
+      <w:rPr>
+        <w:rFonts w:ascii="Times New Roman" w:hAnsi="Times New Roman" w:eastAsia="宋体" w:cs="Times New Roman"/>
+        <w:sz w:val="21"/>
+        <w:szCs w:val="21"/>
+      </w:rPr>
+      <w:t>页）</w:t>
     </w:r>
   </w:p>
 </w:ftr>
@@ -4103,14 +4163,16 @@
   <w:docDefaults>
     <w:rPrDefault>
       <w:rPr>
-        <w:rFonts w:ascii="Times New Roman" w:eastAsia="宋体" w:hAnsi="Times New Roman" w:cs="Times New Roman"/>
-        <w:kern w:val="2"/>
+        <w:rFonts w:ascii="Times New Roman" w:hAnsi="Times New Roman" w:eastAsia="宋体" w:cs="Times New Roman"/>
         <w:sz w:val="21"/>
         <w:szCs w:val="21"/>
-        <w:lang w:val="en-US" w:eastAsia="zh-CN" w:bidi="ar-SA"/>
       </w:rPr>
     </w:rPrDefault>
-    <w:pPrDefault/>
+    <w:pPrDefault>
+      <w:pPr>
+        <w:spacing w:before="0" w:after="0" w:line="300" w:lineRule="auto"/>
+      </w:pPr>
+    </w:pPrDefault>
   </w:docDefaults>
   <w:latentStyles w:defLockedState="0" w:defUIPriority="99" w:defSemiHidden="1" w:defUnhideWhenUsed="1" w:defQFormat="0" w:count="267">
     <w:lsdException w:name="Normal" w:semiHidden="0" w:uiPriority="0" w:unhideWhenUsed="0" w:qFormat="1"/>

--- a/高中物理/高中物理同步/人教版必修3 第13章 电磁感应与电磁波初步·中档卷（4题）.docx
+++ b/高中物理/高中物理同步/人教版必修3 第13章 电磁感应与电磁波初步·中档卷（4题）.docx
@@ -4040,7 +4040,7 @@
 <w:ftr xmlns:w="http://schemas.openxmlformats.org/wordprocessingml/2006/main">
   <w:p xmlns:w="http://schemas.openxmlformats.org/wordprocessingml/2006/main">
     <w:pPr>
-      <w:jc w:val="center"/>
+      <w:jc w:val="left"/>
     </w:pPr>
     <w:r>
       <w:rPr>

--- a/高中物理/高中物理同步/人教版必修3 第13章 电磁感应与电磁波初步·中档卷（4题）.docx
+++ b/高中物理/高中物理同步/人教版必修3 第13章 电磁感应与电磁波初步·中档卷（4题）.docx
@@ -4120,31 +4120,7 @@
         <w:sz w:val="21"/>
         <w:szCs w:val="21"/>
       </w:rPr>
-      <w:instrText xml:space="preserve"> NUMPAGES </w:instrText>
-    </w:r>
-    <w:r>
-      <w:rPr>
-        <w:rFonts w:ascii="Times New Roman" w:hAnsi="Times New Roman" w:eastAsia="宋体" w:cs="Times New Roman"/>
-        <w:sz w:val="21"/>
-        <w:szCs w:val="21"/>
-      </w:rPr>
-      <w:fldChar w:fldCharType="separate"/>
-    </w:r>
-    <w:r>
-      <w:rPr>
-        <w:rFonts w:ascii="Times New Roman" w:hAnsi="Times New Roman" w:eastAsia="宋体" w:cs="Times New Roman"/>
-        <w:sz w:val="21"/>
-        <w:szCs w:val="21"/>
-      </w:rPr>
       <w:t>2</w:t>
-    </w:r>
-    <w:r>
-      <w:rPr>
-        <w:rFonts w:ascii="Times New Roman" w:hAnsi="Times New Roman" w:eastAsia="宋体" w:cs="Times New Roman"/>
-        <w:sz w:val="21"/>
-        <w:szCs w:val="21"/>
-      </w:rPr>
-      <w:fldChar w:fldCharType="end"/>
     </w:r>
     <w:r>
       <w:rPr>
